--- a/paper2/manuscript.docx
+++ b/paper2/manuscript.docx
@@ -300,7 +300,7 @@
         <w:pStyle w:val="FirstParagraph"/>
       </w:pPr>
       <w:r>
-        <w:t xml:space="preserve">Meta-learning is regularly proposed as the way to give an industrial anomaly detector a few-shot start in a new operating regime, and the evidence offered is usually a score table for the adapted model. That table cannot show whether the meta-learner trained, whether the K-shot adaptation changed the model, or how much of the score the model itself contributed. We ran a measurement study that answers those three questions for a plain detector, an LSTM autoencoder trained with first-order MAML on regimes carved from normal operation, on five public benchmarks (the SWaT, WADI and HAI 21.03 testbeds and the SMAP and MSL telemetry sets), with five seeds, support sizes from 1 to 100 windows, within-plant and cross-plant evaluation, strictly point-wise metrics, a threshold set without labels, and paired tests on 10,000 cells. Four instruments were added to the usual protocol: the norm of the meta-update per outer step, with a control that reproduces a common gradient-path fault in first-order MAML code that silently leaves the meta-model at its initialisation; the relative parameter change and the rank correlation of anomaly scores before and after adaptation, at three adaptation strengths; a parameter-free reference, the squared magnitude of the standardised window; and a per-stream task-diversity score. The corrected meta-learner trains, and the broken one leaves a signature only in the update norm, which was exactly zero in all 25 control runs while its loss curve looked ordinary. K-shot adaptation moved the autoencoder by 0.1–0.6 % of its parameter norm at the settings in use and left the ranking of windows with a rank correlation of 0.93–0.99; it changed AUROC by a few thousandths everywhere except SMAP, where it repaired a poor meta-initialisation to the level of a static model. The meta-learned detector never beat the static autoencoder by more than 0.01 AUROC within a plant, was 0.056 worse on HAI, and matched a statically pre-trained source model in all six transfer directions. On four of the five benchmarks no autoencoder, trained or meta-trained, beat the window magnitude, which a random untrained network reproduces with rank correlation 0.996–1.000; only HAI rewarded training, and there a flat autoencoder beat the recurrent one. The label-free threshold cost 0.15–0.26 F1 against the oracle, more than any modelling choice. Task diversity did not predict the meta-learning gain across 120 telemetry channels (Spearman −0.20). We release the code and tables and propose five measurements that a report of a meta-learned detector should include so that adaptation can be told from decoration.</w:t>
+        <w:t xml:space="preserve">Meta-learning is regularly proposed as the way to give an industrial anomaly detector a few-shot start in a new operating regime, and the evidence offered is usually a score table for the adapted model. That table cannot show whether the meta-learner trained, whether the K-shot adaptation changed the model, or how much of the score the model itself contributed. We ran a measurement study that answers those three questions for a plain detector, an LSTM autoencoder trained with first-order MAML on regimes carved from normal operation, on five public benchmarks (the SWaT, WADI and HAI 21.03 testbeds and the SMAP and MSL telemetry sets), with five seeds, support sizes from 1 to 100 windows, within-plant and cross-plant evaluation, strictly point-wise metrics, a threshold set without labels, and paired tests on every (seed, stream, K) cell of 11,180 result rows. Four instruments were added to the usual protocol: the norm of the meta-update per outer step, with a control that reproduces a common gradient-path fault in first-order MAML code that silently leaves the meta-model at its initialisation; the relative parameter change and the rank correlation of anomaly scores before and after adaptation, at three adaptation strengths; a parameter-free reference, the squared magnitude of the standardised window; and a per-stream task-diversity score. The corrected meta-learner trains, and the broken one leaves a signature only in the update norm, which was exactly zero in all 25 control runs while its loss curve looked ordinary. K-shot adaptation moved the autoencoder by 0.1–0.6 % of its parameter norm at the settings in use and left the ranking of windows with a rank correlation of 0.93–0.99; it changed AUROC by a few thousandths everywhere except SMAP, where it repaired a poor meta-initialisation to the level of a static model. The meta-learned detector never beat the static autoencoder by more than 0.01 AUROC within a plant, was 0.056 worse on HAI, and matched a statically pre-trained source model in all six transfer directions. On four of the five benchmarks no autoencoder, trained or meta-trained, beat the window magnitude, which a random untrained network reproduces with rank correlation 0.996–1.000; only HAI rewarded training, and there a flat autoencoder beat the recurrent one. The label-free threshold cost 0.06–0.25 F1 against the oracle, on four of the five benchmarks more than any modelling choice. Task diversity did not predict the meta-learning gain across 120 telemetry channels (Spearman −0.20). We release the code and tables and propose five measurements that a report of a meta-learned detector should include so that adaptation can be told from decoration.</w:t>
       </w:r>
     </w:p>
     <w:p>
@@ -1791,12 +1791,12 @@
         <w:pStyle w:val="BodyText"/>
       </w:pPr>
       <w:r>
-        <w:t xml:space="preserve">This paper is deliberately an offline study: the meta-model is trained once, adapted once with K windows, and scored on a fixed test stream. Online adaptation on a drifting stream, where a drift detector decides when to adapt, is a different problem with its own protocol, and we have treated it separately</w:t>
-      </w:r>
-      <w:r>
-        <w:t xml:space="preserve"> </w:t>
-      </w:r>
-      <w:hyperlink w:anchor="ref-kermenov2023drift">
+        <w:t xml:space="preserve">This paper is deliberately an offline study: the meta-model is trained once, adapted once with K windows, and scored on a fixed test stream. Online adaptation on a drifting stream, where a drift detector decides when to adapt, is a different problem with its own literature</w:t>
+      </w:r>
+      <w:r>
+        <w:t xml:space="preserve"> </w:t>
+      </w:r>
+      <w:hyperlink w:anchor="ref-gama2014drift">
         <w:r>
           <w:rPr>
             <w:rStyle w:val="Hyperlink"/>
@@ -1810,7 +1810,7 @@
       <w:r>
         <w:t xml:space="preserve"> </w:t>
       </w:r>
-      <w:hyperlink w:anchor="ref-gama2014drift">
+      <w:hyperlink w:anchor="ref-kermenov2023drift">
         <w:r>
           <w:rPr>
             <w:rStyle w:val="Hyperlink"/>
@@ -1819,7 +1819,7 @@
         </w:r>
       </w:hyperlink>
       <w:r>
-        <w:t xml:space="preserve">. Keeping the two apart is part of the point: the measurements here are about the meta-learner itself, with no gate, memory or threshold logic in the way.</w:t>
+        <w:t xml:space="preserve">, and we keep it out of this study. Keeping the two apart is part of the point: the measurements here are about the meta-learner itself, with no gate, memory or threshold logic in the way.</w:t>
       </w:r>
     </w:p>
     <w:bookmarkEnd w:id="24"/>
@@ -4125,7 +4125,7 @@
         <w:pStyle w:val="FirstParagraph"/>
       </w:pPr>
       <w:r>
-        <w:t xml:space="preserve">Table 3 gives AUROC and AUPRC at K = 20 for every method; Figure 2 shows AUROC against K. The first row is the detector with no parameters: the mean squared standardised value of the window.</w:t>
+        <w:t xml:space="preserve">Tables 3 and 4 give AUROC and AUPRC at K = 20 for every method; Figure 2 shows AUROC against K. The first row is the detector with no parameters: the mean squared standardised value of the window.</w:t>
       </w:r>
     </w:p>
     <w:p>
@@ -4133,7 +4133,7 @@
         <w:pStyle w:val="BodyText"/>
       </w:pPr>
       <w:r>
-        <w:t xml:space="preserve">Table 3. Within-plant detection at K = 20, AUROC and AUPRC, mean ± sd over five seeds. Scratch is a random LSTM autoencoder from a seed the meta-learner did not use.</w:t>
+        <w:t xml:space="preserve">Table 3. Within-plant detection at K = 20, AUROC, mean ± sd over five seeds. Scratch is a random LSTM autoencoder from a seed the meta-learner did not use.</w:t>
       </w:r>
     </w:p>
     <w:tbl>
@@ -4144,17 +4144,12 @@
         <w:jc w:val="start"/>
       </w:tblPr>
       <w:tblGrid>
-        <w:gridCol w:w="719"/>
-        <w:gridCol w:w="719"/>
-        <w:gridCol w:w="719"/>
-        <w:gridCol w:w="719"/>
-        <w:gridCol w:w="719"/>
-        <w:gridCol w:w="719"/>
-        <w:gridCol w:w="719"/>
-        <w:gridCol w:w="719"/>
-        <w:gridCol w:w="719"/>
-        <w:gridCol w:w="719"/>
-        <w:gridCol w:w="719"/>
+        <w:gridCol w:w="1320"/>
+        <w:gridCol w:w="1320"/>
+        <w:gridCol w:w="1320"/>
+        <w:gridCol w:w="1320"/>
+        <w:gridCol w:w="1320"/>
+        <w:gridCol w:w="1320"/>
       </w:tblGrid>
       <w:tr>
         <w:trPr>
@@ -4180,115 +4175,55 @@
               <w:jc w:val="left"/>
             </w:pPr>
             <w:r>
-              <w:t xml:space="preserve">SWaT AUROC</w:t>
-            </w:r>
-          </w:p>
-        </w:tc>
-        <w:tc>
-          <w:tcPr/>
-          <w:p>
-            <w:pPr>
-              <w:pStyle w:val="Compact"/>
-              <w:jc w:val="left"/>
-            </w:pPr>
-            <w:r>
-              <w:t xml:space="preserve">SWaT AUPRC</w:t>
-            </w:r>
-          </w:p>
-        </w:tc>
-        <w:tc>
-          <w:tcPr/>
-          <w:p>
-            <w:pPr>
-              <w:pStyle w:val="Compact"/>
-              <w:jc w:val="left"/>
-            </w:pPr>
-            <w:r>
-              <w:t xml:space="preserve">WADI AUROC</w:t>
-            </w:r>
-          </w:p>
-        </w:tc>
-        <w:tc>
-          <w:tcPr/>
-          <w:p>
-            <w:pPr>
-              <w:pStyle w:val="Compact"/>
-              <w:jc w:val="left"/>
-            </w:pPr>
-            <w:r>
-              <w:t xml:space="preserve">WADI AUPRC</w:t>
-            </w:r>
-          </w:p>
-        </w:tc>
-        <w:tc>
-          <w:tcPr/>
-          <w:p>
-            <w:pPr>
-              <w:pStyle w:val="Compact"/>
-              <w:jc w:val="left"/>
-            </w:pPr>
-            <w:r>
-              <w:t xml:space="preserve">HAI AUROC</w:t>
-            </w:r>
-          </w:p>
-        </w:tc>
-        <w:tc>
-          <w:tcPr/>
-          <w:p>
-            <w:pPr>
-              <w:pStyle w:val="Compact"/>
-              <w:jc w:val="left"/>
-            </w:pPr>
-            <w:r>
-              <w:t xml:space="preserve">HAI AUPRC</w:t>
-            </w:r>
-          </w:p>
-        </w:tc>
-        <w:tc>
-          <w:tcPr/>
-          <w:p>
-            <w:pPr>
-              <w:pStyle w:val="Compact"/>
-              <w:jc w:val="left"/>
-            </w:pPr>
-            <w:r>
-              <w:t xml:space="preserve">SMAP AUROC</w:t>
-            </w:r>
-          </w:p>
-        </w:tc>
-        <w:tc>
-          <w:tcPr/>
-          <w:p>
-            <w:pPr>
-              <w:pStyle w:val="Compact"/>
-              <w:jc w:val="left"/>
-            </w:pPr>
-            <w:r>
-              <w:t xml:space="preserve">SMAP AUPRC</w:t>
-            </w:r>
-          </w:p>
-        </w:tc>
-        <w:tc>
-          <w:tcPr/>
-          <w:p>
-            <w:pPr>
-              <w:pStyle w:val="Compact"/>
-              <w:jc w:val="left"/>
-            </w:pPr>
-            <w:r>
-              <w:t xml:space="preserve">MSL AUROC</w:t>
-            </w:r>
-          </w:p>
-        </w:tc>
-        <w:tc>
-          <w:tcPr/>
-          <w:p>
-            <w:pPr>
-              <w:pStyle w:val="Compact"/>
-              <w:jc w:val="left"/>
-            </w:pPr>
-            <w:r>
-              <w:t xml:space="preserve">MSL AUPRC</w:t>
+              <w:t xml:space="preserve">SWaT</w:t>
+            </w:r>
+          </w:p>
+        </w:tc>
+        <w:tc>
+          <w:tcPr/>
+          <w:p>
+            <w:pPr>
+              <w:pStyle w:val="Compact"/>
+              <w:jc w:val="left"/>
+            </w:pPr>
+            <w:r>
+              <w:t xml:space="preserve">WADI</w:t>
+            </w:r>
+          </w:p>
+        </w:tc>
+        <w:tc>
+          <w:tcPr/>
+          <w:p>
+            <w:pPr>
+              <w:pStyle w:val="Compact"/>
+              <w:jc w:val="left"/>
+            </w:pPr>
+            <w:r>
+              <w:t xml:space="preserve">HAI</w:t>
+            </w:r>
+          </w:p>
+        </w:tc>
+        <w:tc>
+          <w:tcPr/>
+          <w:p>
+            <w:pPr>
+              <w:pStyle w:val="Compact"/>
+              <w:jc w:val="left"/>
+            </w:pPr>
+            <w:r>
+              <w:t xml:space="preserve">SMAP</w:t>
+            </w:r>
+          </w:p>
+        </w:tc>
+        <w:tc>
+          <w:tcPr/>
+          <w:p>
+            <w:pPr>
+              <w:pStyle w:val="Compact"/>
+              <w:jc w:val="left"/>
+            </w:pPr>
+            <w:r>
+              <w:t xml:space="preserve">MSL</w:t>
             </w:r>
           </w:p>
         </w:tc>
@@ -4326,18 +4261,6 @@
               <w:jc w:val="left"/>
             </w:pPr>
             <w:r>
-              <w:t xml:space="preserve">0.769 ± 0.000</w:t>
-            </w:r>
-          </w:p>
-        </w:tc>
-        <w:tc>
-          <w:tcPr/>
-          <w:p>
-            <w:pPr>
-              <w:pStyle w:val="Compact"/>
-              <w:jc w:val="left"/>
-            </w:pPr>
-            <w:r>
               <w:t xml:space="preserve">0.673 ± 0.000</w:t>
             </w:r>
           </w:p>
@@ -4350,18 +4273,6 @@
               <w:jc w:val="left"/>
             </w:pPr>
             <w:r>
-              <w:t xml:space="preserve">0.181 ± 0.000</w:t>
-            </w:r>
-          </w:p>
-        </w:tc>
-        <w:tc>
-          <w:tcPr/>
-          <w:p>
-            <w:pPr>
-              <w:pStyle w:val="Compact"/>
-              <w:jc w:val="left"/>
-            </w:pPr>
-            <w:r>
               <w:t xml:space="preserve">0.855 ± 0.000</w:t>
             </w:r>
           </w:p>
@@ -4374,18 +4285,6 @@
               <w:jc w:val="left"/>
             </w:pPr>
             <w:r>
-              <w:t xml:space="preserve">0.280 ± 0.000</w:t>
-            </w:r>
-          </w:p>
-        </w:tc>
-        <w:tc>
-          <w:tcPr/>
-          <w:p>
-            <w:pPr>
-              <w:pStyle w:val="Compact"/>
-              <w:jc w:val="left"/>
-            </w:pPr>
-            <w:r>
               <w:t xml:space="preserve">0.605 ± 0.031</w:t>
             </w:r>
           </w:p>
@@ -4398,31 +4297,7 @@
               <w:jc w:val="left"/>
             </w:pPr>
             <w:r>
-              <w:t xml:space="preserve">0.245 ± 0.046</w:t>
-            </w:r>
-          </w:p>
-        </w:tc>
-        <w:tc>
-          <w:tcPr/>
-          <w:p>
-            <w:pPr>
-              <w:pStyle w:val="Compact"/>
-              <w:jc w:val="left"/>
-            </w:pPr>
-            <w:r>
               <w:t xml:space="preserve">0.610 ± 0.054</w:t>
-            </w:r>
-          </w:p>
-        </w:tc>
-        <w:tc>
-          <w:tcPr/>
-          <w:p>
-            <w:pPr>
-              <w:pStyle w:val="Compact"/>
-              <w:jc w:val="left"/>
-            </w:pPr>
-            <w:r>
-              <w:t xml:space="preserve">0.307 ± 0.054</w:t>
             </w:r>
           </w:p>
         </w:tc>
@@ -4460,18 +4335,6 @@
               <w:jc w:val="left"/>
             </w:pPr>
             <w:r>
-              <w:t xml:space="preserve">0.726 ± 0.005</w:t>
-            </w:r>
-          </w:p>
-        </w:tc>
-        <w:tc>
-          <w:tcPr/>
-          <w:p>
-            <w:pPr>
-              <w:pStyle w:val="Compact"/>
-              <w:jc w:val="left"/>
-            </w:pPr>
-            <w:r>
               <w:t xml:space="preserve">0.718 ± 0.007</w:t>
             </w:r>
           </w:p>
@@ -4484,18 +4347,6 @@
               <w:jc w:val="left"/>
             </w:pPr>
             <w:r>
-              <w:t xml:space="preserve">0.200 ± 0.017</w:t>
-            </w:r>
-          </w:p>
-        </w:tc>
-        <w:tc>
-          <w:tcPr/>
-          <w:p>
-            <w:pPr>
-              <w:pStyle w:val="Compact"/>
-              <w:jc w:val="left"/>
-            </w:pPr>
-            <w:r>
               <w:t xml:space="preserve">0.633 ± 0.006</w:t>
             </w:r>
           </w:p>
@@ -4508,18 +4359,6 @@
               <w:jc w:val="left"/>
             </w:pPr>
             <w:r>
-              <w:t xml:space="preserve">0.053 ± 0.004</w:t>
-            </w:r>
-          </w:p>
-        </w:tc>
-        <w:tc>
-          <w:tcPr/>
-          <w:p>
-            <w:pPr>
-              <w:pStyle w:val="Compact"/>
-              <w:jc w:val="left"/>
-            </w:pPr>
-            <w:r>
               <w:t xml:space="preserve">0.559 ± 0.030</w:t>
             </w:r>
           </w:p>
@@ -4532,31 +4371,7 @@
               <w:jc w:val="left"/>
             </w:pPr>
             <w:r>
-              <w:t xml:space="preserve">0.181 ± 0.050</w:t>
-            </w:r>
-          </w:p>
-        </w:tc>
-        <w:tc>
-          <w:tcPr/>
-          <w:p>
-            <w:pPr>
-              <w:pStyle w:val="Compact"/>
-              <w:jc w:val="left"/>
-            </w:pPr>
-            <w:r>
               <w:t xml:space="preserve">0.574 ± 0.055</w:t>
-            </w:r>
-          </w:p>
-        </w:tc>
-        <w:tc>
-          <w:tcPr/>
-          <w:p>
-            <w:pPr>
-              <w:pStyle w:val="Compact"/>
-              <w:jc w:val="left"/>
-            </w:pPr>
-            <w:r>
-              <w:t xml:space="preserve">0.244 ± 0.032</w:t>
             </w:r>
           </w:p>
         </w:tc>
@@ -4594,18 +4409,6 @@
               <w:jc w:val="left"/>
             </w:pPr>
             <w:r>
-              <w:t xml:space="preserve">0.776 ± 0.002</w:t>
-            </w:r>
-          </w:p>
-        </w:tc>
-        <w:tc>
-          <w:tcPr/>
-          <w:p>
-            <w:pPr>
-              <w:pStyle w:val="Compact"/>
-              <w:jc w:val="left"/>
-            </w:pPr>
-            <w:r>
               <w:t xml:space="preserve">0.579 ± 0.008</w:t>
             </w:r>
           </w:p>
@@ -4618,18 +4421,6 @@
               <w:jc w:val="left"/>
             </w:pPr>
             <w:r>
-              <w:t xml:space="preserve">0.100 ± 0.014</w:t>
-            </w:r>
-          </w:p>
-        </w:tc>
-        <w:tc>
-          <w:tcPr/>
-          <w:p>
-            <w:pPr>
-              <w:pStyle w:val="Compact"/>
-              <w:jc w:val="left"/>
-            </w:pPr>
-            <w:r>
               <w:t xml:space="preserve">0.933 ± 0.001</w:t>
             </w:r>
           </w:p>
@@ -4642,18 +4433,6 @@
               <w:jc w:val="left"/>
             </w:pPr>
             <w:r>
-              <w:t xml:space="preserve">0.344 ± 0.001</w:t>
-            </w:r>
-          </w:p>
-        </w:tc>
-        <w:tc>
-          <w:tcPr/>
-          <w:p>
-            <w:pPr>
-              <w:pStyle w:val="Compact"/>
-              <w:jc w:val="left"/>
-            </w:pPr>
-            <w:r>
               <w:t xml:space="preserve">0.599 ± 0.060</w:t>
             </w:r>
           </w:p>
@@ -4666,31 +4445,7 @@
               <w:jc w:val="left"/>
             </w:pPr>
             <w:r>
-              <w:t xml:space="preserve">0.245 ± 0.065</w:t>
-            </w:r>
-          </w:p>
-        </w:tc>
-        <w:tc>
-          <w:tcPr/>
-          <w:p>
-            <w:pPr>
-              <w:pStyle w:val="Compact"/>
-              <w:jc w:val="left"/>
-            </w:pPr>
-            <w:r>
               <w:t xml:space="preserve">0.573 ± 0.059</w:t>
-            </w:r>
-          </w:p>
-        </w:tc>
-        <w:tc>
-          <w:tcPr/>
-          <w:p>
-            <w:pPr>
-              <w:pStyle w:val="Compact"/>
-              <w:jc w:val="left"/>
-            </w:pPr>
-            <w:r>
-              <w:t xml:space="preserve">0.241 ± 0.071</w:t>
             </w:r>
           </w:p>
         </w:tc>
@@ -4728,18 +4483,6 @@
               <w:jc w:val="left"/>
             </w:pPr>
             <w:r>
-              <w:t xml:space="preserve">0.769 ± 0.008</w:t>
-            </w:r>
-          </w:p>
-        </w:tc>
-        <w:tc>
-          <w:tcPr/>
-          <w:p>
-            <w:pPr>
-              <w:pStyle w:val="Compact"/>
-              <w:jc w:val="left"/>
-            </w:pPr>
-            <w:r>
               <w:t xml:space="preserve">0.584 ± 0.004</w:t>
             </w:r>
           </w:p>
@@ -4752,18 +4495,6 @@
               <w:jc w:val="left"/>
             </w:pPr>
             <w:r>
-              <w:t xml:space="preserve">0.101 ± 0.011</w:t>
-            </w:r>
-          </w:p>
-        </w:tc>
-        <w:tc>
-          <w:tcPr/>
-          <w:p>
-            <w:pPr>
-              <w:pStyle w:val="Compact"/>
-              <w:jc w:val="left"/>
-            </w:pPr>
-            <w:r>
               <w:t xml:space="preserve">0.901 ± 0.004</w:t>
             </w:r>
           </w:p>
@@ -4776,18 +4507,6 @@
               <w:jc w:val="left"/>
             </w:pPr>
             <w:r>
-              <w:t xml:space="preserve">0.321 ± 0.008</w:t>
-            </w:r>
-          </w:p>
-        </w:tc>
-        <w:tc>
-          <w:tcPr/>
-          <w:p>
-            <w:pPr>
-              <w:pStyle w:val="Compact"/>
-              <w:jc w:val="left"/>
-            </w:pPr>
-            <w:r>
               <w:t xml:space="preserve">0.587 ± 0.052</w:t>
             </w:r>
           </w:p>
@@ -4800,31 +4519,7 @@
               <w:jc w:val="left"/>
             </w:pPr>
             <w:r>
-              <w:t xml:space="preserve">0.241 ± 0.059</w:t>
-            </w:r>
-          </w:p>
-        </w:tc>
-        <w:tc>
-          <w:tcPr/>
-          <w:p>
-            <w:pPr>
-              <w:pStyle w:val="Compact"/>
-              <w:jc w:val="left"/>
-            </w:pPr>
-            <w:r>
               <w:t xml:space="preserve">0.592 ± 0.067</w:t>
-            </w:r>
-          </w:p>
-        </w:tc>
-        <w:tc>
-          <w:tcPr/>
-          <w:p>
-            <w:pPr>
-              <w:pStyle w:val="Compact"/>
-              <w:jc w:val="left"/>
-            </w:pPr>
-            <w:r>
-              <w:t xml:space="preserve">0.287 ± 0.059</w:t>
             </w:r>
           </w:p>
         </w:tc>
@@ -4862,18 +4557,6 @@
               <w:jc w:val="left"/>
             </w:pPr>
             <w:r>
-              <w:t xml:space="preserve">0.769 ± 0.009</w:t>
-            </w:r>
-          </w:p>
-        </w:tc>
-        <w:tc>
-          <w:tcPr/>
-          <w:p>
-            <w:pPr>
-              <w:pStyle w:val="Compact"/>
-              <w:jc w:val="left"/>
-            </w:pPr>
-            <w:r>
               <w:t xml:space="preserve">0.582 ± 0.007</w:t>
             </w:r>
           </w:p>
@@ -4886,18 +4569,6 @@
               <w:jc w:val="left"/>
             </w:pPr>
             <w:r>
-              <w:t xml:space="preserve">0.101 ± 0.013</w:t>
-            </w:r>
-          </w:p>
-        </w:tc>
-        <w:tc>
-          <w:tcPr/>
-          <w:p>
-            <w:pPr>
-              <w:pStyle w:val="Compact"/>
-              <w:jc w:val="left"/>
-            </w:pPr>
-            <w:r>
               <w:t xml:space="preserve">0.900 ± 0.004</w:t>
             </w:r>
           </w:p>
@@ -4910,18 +4581,6 @@
               <w:jc w:val="left"/>
             </w:pPr>
             <w:r>
-              <w:t xml:space="preserve">0.319 ± 0.008</w:t>
-            </w:r>
-          </w:p>
-        </w:tc>
-        <w:tc>
-          <w:tcPr/>
-          <w:p>
-            <w:pPr>
-              <w:pStyle w:val="Compact"/>
-              <w:jc w:val="left"/>
-            </w:pPr>
-            <w:r>
               <w:t xml:space="preserve">0.592 ± 0.046</w:t>
             </w:r>
           </w:p>
@@ -4934,31 +4593,7 @@
               <w:jc w:val="left"/>
             </w:pPr>
             <w:r>
-              <w:t xml:space="preserve">0.250 ± 0.064</w:t>
-            </w:r>
-          </w:p>
-        </w:tc>
-        <w:tc>
-          <w:tcPr/>
-          <w:p>
-            <w:pPr>
-              <w:pStyle w:val="Compact"/>
-              <w:jc w:val="left"/>
-            </w:pPr>
-            <w:r>
               <w:t xml:space="preserve">0.585 ± 0.061</w:t>
-            </w:r>
-          </w:p>
-        </w:tc>
-        <w:tc>
-          <w:tcPr/>
-          <w:p>
-            <w:pPr>
-              <w:pStyle w:val="Compact"/>
-              <w:jc w:val="left"/>
-            </w:pPr>
-            <w:r>
-              <w:t xml:space="preserve">0.288 ± 0.058</w:t>
             </w:r>
           </w:p>
         </w:tc>
@@ -4996,18 +4631,6 @@
               <w:jc w:val="left"/>
             </w:pPr>
             <w:r>
-              <w:t xml:space="preserve">0.764 ± 0.003</w:t>
-            </w:r>
-          </w:p>
-        </w:tc>
-        <w:tc>
-          <w:tcPr/>
-          <w:p>
-            <w:pPr>
-              <w:pStyle w:val="Compact"/>
-              <w:jc w:val="left"/>
-            </w:pPr>
-            <w:r>
               <w:t xml:space="preserve">0.589 ± 0.042</w:t>
             </w:r>
           </w:p>
@@ -5020,18 +4643,6 @@
               <w:jc w:val="left"/>
             </w:pPr>
             <w:r>
-              <w:t xml:space="preserve">0.114 ± 0.026</w:t>
-            </w:r>
-          </w:p>
-        </w:tc>
-        <w:tc>
-          <w:tcPr/>
-          <w:p>
-            <w:pPr>
-              <w:pStyle w:val="Compact"/>
-              <w:jc w:val="left"/>
-            </w:pPr>
-            <w:r>
               <w:t xml:space="preserve">0.845 ± 0.021</w:t>
             </w:r>
           </w:p>
@@ -5044,18 +4655,6 @@
               <w:jc w:val="left"/>
             </w:pPr>
             <w:r>
-              <w:t xml:space="preserve">0.288 ± 0.004</w:t>
-            </w:r>
-          </w:p>
-        </w:tc>
-        <w:tc>
-          <w:tcPr/>
-          <w:p>
-            <w:pPr>
-              <w:pStyle w:val="Compact"/>
-              <w:jc w:val="left"/>
-            </w:pPr>
-            <w:r>
               <w:t xml:space="preserve">0.567 ± 0.043</w:t>
             </w:r>
           </w:p>
@@ -5068,31 +4667,7 @@
               <w:jc w:val="left"/>
             </w:pPr>
             <w:r>
-              <w:t xml:space="preserve">0.226 ± 0.050</w:t>
-            </w:r>
-          </w:p>
-        </w:tc>
-        <w:tc>
-          <w:tcPr/>
-          <w:p>
-            <w:pPr>
-              <w:pStyle w:val="Compact"/>
-              <w:jc w:val="left"/>
-            </w:pPr>
-            <w:r>
               <w:t xml:space="preserve">0.588 ± 0.058</w:t>
-            </w:r>
-          </w:p>
-        </w:tc>
-        <w:tc>
-          <w:tcPr/>
-          <w:p>
-            <w:pPr>
-              <w:pStyle w:val="Compact"/>
-              <w:jc w:val="left"/>
-            </w:pPr>
-            <w:r>
-              <w:t xml:space="preserve">0.288 ± 0.059</w:t>
             </w:r>
           </w:p>
         </w:tc>
@@ -5130,18 +4705,6 @@
               <w:jc w:val="left"/>
             </w:pPr>
             <w:r>
-              <w:t xml:space="preserve">0.764 ± 0.004</w:t>
-            </w:r>
-          </w:p>
-        </w:tc>
-        <w:tc>
-          <w:tcPr/>
-          <w:p>
-            <w:pPr>
-              <w:pStyle w:val="Compact"/>
-              <w:jc w:val="left"/>
-            </w:pPr>
-            <w:r>
               <w:t xml:space="preserve">0.592 ± 0.041</w:t>
             </w:r>
           </w:p>
@@ -5154,18 +4717,6 @@
               <w:jc w:val="left"/>
             </w:pPr>
             <w:r>
-              <w:t xml:space="preserve">0.116 ± 0.024</w:t>
-            </w:r>
-          </w:p>
-        </w:tc>
-        <w:tc>
-          <w:tcPr/>
-          <w:p>
-            <w:pPr>
-              <w:pStyle w:val="Compact"/>
-              <w:jc w:val="left"/>
-            </w:pPr>
-            <w:r>
               <w:t xml:space="preserve">0.846 ± 0.023</w:t>
             </w:r>
           </w:p>
@@ -5178,18 +4729,6 @@
               <w:jc w:val="left"/>
             </w:pPr>
             <w:r>
-              <w:t xml:space="preserve">0.284 ± 0.006</w:t>
-            </w:r>
-          </w:p>
-        </w:tc>
-        <w:tc>
-          <w:tcPr/>
-          <w:p>
-            <w:pPr>
-              <w:pStyle w:val="Compact"/>
-              <w:jc w:val="left"/>
-            </w:pPr>
-            <w:r>
               <w:t xml:space="preserve">0.597 ± 0.043</w:t>
             </w:r>
           </w:p>
@@ -5202,31 +4741,7 @@
               <w:jc w:val="left"/>
             </w:pPr>
             <w:r>
-              <w:t xml:space="preserve">0.237 ± 0.054</w:t>
-            </w:r>
-          </w:p>
-        </w:tc>
-        <w:tc>
-          <w:tcPr/>
-          <w:p>
-            <w:pPr>
-              <w:pStyle w:val="Compact"/>
-              <w:jc w:val="left"/>
-            </w:pPr>
-            <w:r>
               <w:t xml:space="preserve">0.589 ± 0.059</w:t>
-            </w:r>
-          </w:p>
-        </w:tc>
-        <w:tc>
-          <w:tcPr/>
-          <w:p>
-            <w:pPr>
-              <w:pStyle w:val="Compact"/>
-              <w:jc w:val="left"/>
-            </w:pPr>
-            <w:r>
-              <w:t xml:space="preserve">0.288 ± 0.060</w:t>
             </w:r>
           </w:p>
         </w:tc>
@@ -5264,18 +4779,6 @@
               <w:jc w:val="left"/>
             </w:pPr>
             <w:r>
-              <w:t xml:space="preserve">0.762 ± 0.005</w:t>
-            </w:r>
-          </w:p>
-        </w:tc>
-        <w:tc>
-          <w:tcPr/>
-          <w:p>
-            <w:pPr>
-              <w:pStyle w:val="Compact"/>
-              <w:jc w:val="left"/>
-            </w:pPr>
-            <w:r>
               <w:t xml:space="preserve">0.586 ± 0.047</w:t>
             </w:r>
           </w:p>
@@ -5288,18 +4791,6 @@
               <w:jc w:val="left"/>
             </w:pPr>
             <w:r>
-              <w:t xml:space="preserve">0.116 ± 0.022</w:t>
-            </w:r>
-          </w:p>
-        </w:tc>
-        <w:tc>
-          <w:tcPr/>
-          <w:p>
-            <w:pPr>
-              <w:pStyle w:val="Compact"/>
-              <w:jc w:val="left"/>
-            </w:pPr>
-            <w:r>
               <w:t xml:space="preserve">0.844 ± 0.031</w:t>
             </w:r>
           </w:p>
@@ -5312,18 +4803,6 @@
               <w:jc w:val="left"/>
             </w:pPr>
             <w:r>
-              <w:t xml:space="preserve">0.283 ± 0.015</w:t>
-            </w:r>
-          </w:p>
-        </w:tc>
-        <w:tc>
-          <w:tcPr/>
-          <w:p>
-            <w:pPr>
-              <w:pStyle w:val="Compact"/>
-              <w:jc w:val="left"/>
-            </w:pPr>
-            <w:r>
               <w:t xml:space="preserve">0.594 ± 0.044</w:t>
             </w:r>
           </w:p>
@@ -5336,31 +4815,7 @@
               <w:jc w:val="left"/>
             </w:pPr>
             <w:r>
-              <w:t xml:space="preserve">0.255 ± 0.064</w:t>
-            </w:r>
-          </w:p>
-        </w:tc>
-        <w:tc>
-          <w:tcPr/>
-          <w:p>
-            <w:pPr>
-              <w:pStyle w:val="Compact"/>
-              <w:jc w:val="left"/>
-            </w:pPr>
-            <w:r>
               <w:t xml:space="preserve">0.591 ± 0.057</w:t>
-            </w:r>
-          </w:p>
-        </w:tc>
-        <w:tc>
-          <w:tcPr/>
-          <w:p>
-            <w:pPr>
-              <w:pStyle w:val="Compact"/>
-              <w:jc w:val="left"/>
-            </w:pPr>
-            <w:r>
-              <w:t xml:space="preserve">0.288 ± 0.059</w:t>
             </w:r>
           </w:p>
         </w:tc>
@@ -5398,18 +4853,6 @@
               <w:jc w:val="left"/>
             </w:pPr>
             <w:r>
-              <w:t xml:space="preserve">0.769 ± 0.000</w:t>
-            </w:r>
-          </w:p>
-        </w:tc>
-        <w:tc>
-          <w:tcPr/>
-          <w:p>
-            <w:pPr>
-              <w:pStyle w:val="Compact"/>
-              <w:jc w:val="left"/>
-            </w:pPr>
-            <w:r>
               <w:t xml:space="preserve">0.672 ± 0.001</w:t>
             </w:r>
           </w:p>
@@ -5422,18 +4865,6 @@
               <w:jc w:val="left"/>
             </w:pPr>
             <w:r>
-              <w:t xml:space="preserve">0.180 ± 0.001</w:t>
-            </w:r>
-          </w:p>
-        </w:tc>
-        <w:tc>
-          <w:tcPr/>
-          <w:p>
-            <w:pPr>
-              <w:pStyle w:val="Compact"/>
-              <w:jc w:val="left"/>
-            </w:pPr>
-            <w:r>
               <w:t xml:space="preserve">0.854 ± 0.001</w:t>
             </w:r>
           </w:p>
@@ -5446,18 +4877,6 @@
               <w:jc w:val="left"/>
             </w:pPr>
             <w:r>
-              <w:t xml:space="preserve">0.280 ± 0.001</w:t>
-            </w:r>
-          </w:p>
-        </w:tc>
-        <w:tc>
-          <w:tcPr/>
-          <w:p>
-            <w:pPr>
-              <w:pStyle w:val="Compact"/>
-              <w:jc w:val="left"/>
-            </w:pPr>
-            <w:r>
               <w:t xml:space="preserve">0.605 ± 0.033</w:t>
             </w:r>
           </w:p>
@@ -5470,31 +4889,7 @@
               <w:jc w:val="left"/>
             </w:pPr>
             <w:r>
-              <w:t xml:space="preserve">0.241 ± 0.050</w:t>
-            </w:r>
-          </w:p>
-        </w:tc>
-        <w:tc>
-          <w:tcPr/>
-          <w:p>
-            <w:pPr>
-              <w:pStyle w:val="Compact"/>
-              <w:jc w:val="left"/>
-            </w:pPr>
-            <w:r>
               <w:t xml:space="preserve">0.606 ± 0.055</w:t>
-            </w:r>
-          </w:p>
-        </w:tc>
-        <w:tc>
-          <w:tcPr/>
-          <w:p>
-            <w:pPr>
-              <w:pStyle w:val="Compact"/>
-              <w:jc w:val="left"/>
-            </w:pPr>
-            <w:r>
-              <w:t xml:space="preserve">0.306 ± 0.054</w:t>
             </w:r>
           </w:p>
         </w:tc>
@@ -5532,6 +4927,169 @@
               <w:jc w:val="left"/>
             </w:pPr>
             <w:r>
+              <w:t xml:space="preserve">0.672 ± 0.001</w:t>
+            </w:r>
+          </w:p>
+        </w:tc>
+        <w:tc>
+          <w:tcPr/>
+          <w:p>
+            <w:pPr>
+              <w:pStyle w:val="Compact"/>
+              <w:jc w:val="left"/>
+            </w:pPr>
+            <w:r>
+              <w:t xml:space="preserve">0.854 ± 0.001</w:t>
+            </w:r>
+          </w:p>
+        </w:tc>
+        <w:tc>
+          <w:tcPr/>
+          <w:p>
+            <w:pPr>
+              <w:pStyle w:val="Compact"/>
+              <w:jc w:val="left"/>
+            </w:pPr>
+            <w:r>
+              <w:t xml:space="preserve">0.607 ± 0.033</w:t>
+            </w:r>
+          </w:p>
+        </w:tc>
+        <w:tc>
+          <w:tcPr/>
+          <w:p>
+            <w:pPr>
+              <w:pStyle w:val="Compact"/>
+              <w:jc w:val="left"/>
+            </w:pPr>
+            <w:r>
+              <w:t xml:space="preserve">0.609 ± 0.058</w:t>
+            </w:r>
+          </w:p>
+        </w:tc>
+      </w:tr>
+    </w:tbl>
+    <w:p>
+      <w:pPr>
+        <w:pStyle w:val="BodyText"/>
+      </w:pPr>
+      <w:r>
+        <w:t xml:space="preserve">Table 4. Within-plant detection at K = 20, AUPRC, mean ± sd over five seeds.</w:t>
+      </w:r>
+    </w:p>
+    <w:tbl>
+      <w:tblPr>
+        <w:tblStyle w:val="Table"/>
+        <w:tblW w:type="pct" w:w="5000"/>
+        <w:tblLook w:firstRow="1" w:lastRow="0" w:firstColumn="0" w:lastColumn="0" w:noHBand="0" w:noVBand="0" w:val="0020"/>
+        <w:jc w:val="start"/>
+      </w:tblPr>
+      <w:tblGrid>
+        <w:gridCol w:w="1320"/>
+        <w:gridCol w:w="1320"/>
+        <w:gridCol w:w="1320"/>
+        <w:gridCol w:w="1320"/>
+        <w:gridCol w:w="1320"/>
+        <w:gridCol w:w="1320"/>
+      </w:tblGrid>
+      <w:tr>
+        <w:trPr>
+          <w:tblHeader w:val="true"/>
+        </w:trPr>
+        <w:tc>
+          <w:tcPr/>
+          <w:p>
+            <w:pPr>
+              <w:pStyle w:val="Compact"/>
+              <w:jc w:val="left"/>
+            </w:pPr>
+            <w:r>
+              <w:t xml:space="preserve">method</w:t>
+            </w:r>
+          </w:p>
+        </w:tc>
+        <w:tc>
+          <w:tcPr/>
+          <w:p>
+            <w:pPr>
+              <w:pStyle w:val="Compact"/>
+              <w:jc w:val="left"/>
+            </w:pPr>
+            <w:r>
+              <w:t xml:space="preserve">SWaT</w:t>
+            </w:r>
+          </w:p>
+        </w:tc>
+        <w:tc>
+          <w:tcPr/>
+          <w:p>
+            <w:pPr>
+              <w:pStyle w:val="Compact"/>
+              <w:jc w:val="left"/>
+            </w:pPr>
+            <w:r>
+              <w:t xml:space="preserve">WADI</w:t>
+            </w:r>
+          </w:p>
+        </w:tc>
+        <w:tc>
+          <w:tcPr/>
+          <w:p>
+            <w:pPr>
+              <w:pStyle w:val="Compact"/>
+              <w:jc w:val="left"/>
+            </w:pPr>
+            <w:r>
+              <w:t xml:space="preserve">HAI</w:t>
+            </w:r>
+          </w:p>
+        </w:tc>
+        <w:tc>
+          <w:tcPr/>
+          <w:p>
+            <w:pPr>
+              <w:pStyle w:val="Compact"/>
+              <w:jc w:val="left"/>
+            </w:pPr>
+            <w:r>
+              <w:t xml:space="preserve">SMAP</w:t>
+            </w:r>
+          </w:p>
+        </w:tc>
+        <w:tc>
+          <w:tcPr/>
+          <w:p>
+            <w:pPr>
+              <w:pStyle w:val="Compact"/>
+              <w:jc w:val="left"/>
+            </w:pPr>
+            <w:r>
+              <w:t xml:space="preserve">MSL</w:t>
+            </w:r>
+          </w:p>
+        </w:tc>
+      </w:tr>
+      <w:tr>
+        <w:tc>
+          <w:tcPr/>
+          <w:p>
+            <w:pPr>
+              <w:pStyle w:val="Compact"/>
+              <w:jc w:val="left"/>
+            </w:pPr>
+            <w:r>
+              <w:t xml:space="preserve">Magnitude</w:t>
+            </w:r>
+          </w:p>
+        </w:tc>
+        <w:tc>
+          <w:tcPr/>
+          <w:p>
+            <w:pPr>
+              <w:pStyle w:val="Compact"/>
+              <w:jc w:val="left"/>
+            </w:pPr>
+            <w:r>
               <w:t xml:space="preserve">0.769 ± 0.000</w:t>
             </w:r>
           </w:p>
@@ -5544,7 +5102,661 @@
               <w:jc w:val="left"/>
             </w:pPr>
             <w:r>
-              <w:t xml:space="preserve">0.672 ± 0.001</w:t>
+              <w:t xml:space="preserve">0.181 ± 0.000</w:t>
+            </w:r>
+          </w:p>
+        </w:tc>
+        <w:tc>
+          <w:tcPr/>
+          <w:p>
+            <w:pPr>
+              <w:pStyle w:val="Compact"/>
+              <w:jc w:val="left"/>
+            </w:pPr>
+            <w:r>
+              <w:t xml:space="preserve">0.280 ± 0.000</w:t>
+            </w:r>
+          </w:p>
+        </w:tc>
+        <w:tc>
+          <w:tcPr/>
+          <w:p>
+            <w:pPr>
+              <w:pStyle w:val="Compact"/>
+              <w:jc w:val="left"/>
+            </w:pPr>
+            <w:r>
+              <w:t xml:space="preserve">0.245 ± 0.046</w:t>
+            </w:r>
+          </w:p>
+        </w:tc>
+        <w:tc>
+          <w:tcPr/>
+          <w:p>
+            <w:pPr>
+              <w:pStyle w:val="Compact"/>
+              <w:jc w:val="left"/>
+            </w:pPr>
+            <w:r>
+              <w:t xml:space="preserve">0.307 ± 0.054</w:t>
+            </w:r>
+          </w:p>
+        </w:tc>
+      </w:tr>
+      <w:tr>
+        <w:tc>
+          <w:tcPr/>
+          <w:p>
+            <w:pPr>
+              <w:pStyle w:val="Compact"/>
+              <w:jc w:val="left"/>
+            </w:pPr>
+            <w:r>
+              <w:t xml:space="preserve">Isolation Forest</w:t>
+            </w:r>
+          </w:p>
+        </w:tc>
+        <w:tc>
+          <w:tcPr/>
+          <w:p>
+            <w:pPr>
+              <w:pStyle w:val="Compact"/>
+              <w:jc w:val="left"/>
+            </w:pPr>
+            <w:r>
+              <w:t xml:space="preserve">0.726 ± 0.005</w:t>
+            </w:r>
+          </w:p>
+        </w:tc>
+        <w:tc>
+          <w:tcPr/>
+          <w:p>
+            <w:pPr>
+              <w:pStyle w:val="Compact"/>
+              <w:jc w:val="left"/>
+            </w:pPr>
+            <w:r>
+              <w:t xml:space="preserve">0.200 ± 0.017</w:t>
+            </w:r>
+          </w:p>
+        </w:tc>
+        <w:tc>
+          <w:tcPr/>
+          <w:p>
+            <w:pPr>
+              <w:pStyle w:val="Compact"/>
+              <w:jc w:val="left"/>
+            </w:pPr>
+            <w:r>
+              <w:t xml:space="preserve">0.053 ± 0.004</w:t>
+            </w:r>
+          </w:p>
+        </w:tc>
+        <w:tc>
+          <w:tcPr/>
+          <w:p>
+            <w:pPr>
+              <w:pStyle w:val="Compact"/>
+              <w:jc w:val="left"/>
+            </w:pPr>
+            <w:r>
+              <w:t xml:space="preserve">0.181 ± 0.050</w:t>
+            </w:r>
+          </w:p>
+        </w:tc>
+        <w:tc>
+          <w:tcPr/>
+          <w:p>
+            <w:pPr>
+              <w:pStyle w:val="Compact"/>
+              <w:jc w:val="left"/>
+            </w:pPr>
+            <w:r>
+              <w:t xml:space="preserve">0.244 ± 0.032</w:t>
+            </w:r>
+          </w:p>
+        </w:tc>
+      </w:tr>
+      <w:tr>
+        <w:tc>
+          <w:tcPr/>
+          <w:p>
+            <w:pPr>
+              <w:pStyle w:val="Compact"/>
+              <w:jc w:val="left"/>
+            </w:pPr>
+            <w:r>
+              <w:t xml:space="preserve">MLP-AE</w:t>
+            </w:r>
+          </w:p>
+        </w:tc>
+        <w:tc>
+          <w:tcPr/>
+          <w:p>
+            <w:pPr>
+              <w:pStyle w:val="Compact"/>
+              <w:jc w:val="left"/>
+            </w:pPr>
+            <w:r>
+              <w:t xml:space="preserve">0.776 ± 0.002</w:t>
+            </w:r>
+          </w:p>
+        </w:tc>
+        <w:tc>
+          <w:tcPr/>
+          <w:p>
+            <w:pPr>
+              <w:pStyle w:val="Compact"/>
+              <w:jc w:val="left"/>
+            </w:pPr>
+            <w:r>
+              <w:t xml:space="preserve">0.100 ± 0.014</w:t>
+            </w:r>
+          </w:p>
+        </w:tc>
+        <w:tc>
+          <w:tcPr/>
+          <w:p>
+            <w:pPr>
+              <w:pStyle w:val="Compact"/>
+              <w:jc w:val="left"/>
+            </w:pPr>
+            <w:r>
+              <w:t xml:space="preserve">0.344 ± 0.001</w:t>
+            </w:r>
+          </w:p>
+        </w:tc>
+        <w:tc>
+          <w:tcPr/>
+          <w:p>
+            <w:pPr>
+              <w:pStyle w:val="Compact"/>
+              <w:jc w:val="left"/>
+            </w:pPr>
+            <w:r>
+              <w:t xml:space="preserve">0.245 ± 0.065</w:t>
+            </w:r>
+          </w:p>
+        </w:tc>
+        <w:tc>
+          <w:tcPr/>
+          <w:p>
+            <w:pPr>
+              <w:pStyle w:val="Compact"/>
+              <w:jc w:val="left"/>
+            </w:pPr>
+            <w:r>
+              <w:t xml:space="preserve">0.241 ± 0.071</w:t>
+            </w:r>
+          </w:p>
+        </w:tc>
+      </w:tr>
+      <w:tr>
+        <w:tc>
+          <w:tcPr/>
+          <w:p>
+            <w:pPr>
+              <w:pStyle w:val="Compact"/>
+              <w:jc w:val="left"/>
+            </w:pPr>
+            <w:r>
+              <w:t xml:space="preserve">Static-AE</w:t>
+            </w:r>
+          </w:p>
+        </w:tc>
+        <w:tc>
+          <w:tcPr/>
+          <w:p>
+            <w:pPr>
+              <w:pStyle w:val="Compact"/>
+              <w:jc w:val="left"/>
+            </w:pPr>
+            <w:r>
+              <w:t xml:space="preserve">0.769 ± 0.008</w:t>
+            </w:r>
+          </w:p>
+        </w:tc>
+        <w:tc>
+          <w:tcPr/>
+          <w:p>
+            <w:pPr>
+              <w:pStyle w:val="Compact"/>
+              <w:jc w:val="left"/>
+            </w:pPr>
+            <w:r>
+              <w:t xml:space="preserve">0.101 ± 0.011</w:t>
+            </w:r>
+          </w:p>
+        </w:tc>
+        <w:tc>
+          <w:tcPr/>
+          <w:p>
+            <w:pPr>
+              <w:pStyle w:val="Compact"/>
+              <w:jc w:val="left"/>
+            </w:pPr>
+            <w:r>
+              <w:t xml:space="preserve">0.321 ± 0.008</w:t>
+            </w:r>
+          </w:p>
+        </w:tc>
+        <w:tc>
+          <w:tcPr/>
+          <w:p>
+            <w:pPr>
+              <w:pStyle w:val="Compact"/>
+              <w:jc w:val="left"/>
+            </w:pPr>
+            <w:r>
+              <w:t xml:space="preserve">0.241 ± 0.059</w:t>
+            </w:r>
+          </w:p>
+        </w:tc>
+        <w:tc>
+          <w:tcPr/>
+          <w:p>
+            <w:pPr>
+              <w:pStyle w:val="Compact"/>
+              <w:jc w:val="left"/>
+            </w:pPr>
+            <w:r>
+              <w:t xml:space="preserve">0.287 ± 0.059</w:t>
+            </w:r>
+          </w:p>
+        </w:tc>
+      </w:tr>
+      <w:tr>
+        <w:tc>
+          <w:tcPr/>
+          <w:p>
+            <w:pPr>
+              <w:pStyle w:val="Compact"/>
+              <w:jc w:val="left"/>
+            </w:pPr>
+            <w:r>
+              <w:t xml:space="preserve">Static-AE+FT (matched)</w:t>
+            </w:r>
+          </w:p>
+        </w:tc>
+        <w:tc>
+          <w:tcPr/>
+          <w:p>
+            <w:pPr>
+              <w:pStyle w:val="Compact"/>
+              <w:jc w:val="left"/>
+            </w:pPr>
+            <w:r>
+              <w:t xml:space="preserve">0.769 ± 0.009</w:t>
+            </w:r>
+          </w:p>
+        </w:tc>
+        <w:tc>
+          <w:tcPr/>
+          <w:p>
+            <w:pPr>
+              <w:pStyle w:val="Compact"/>
+              <w:jc w:val="left"/>
+            </w:pPr>
+            <w:r>
+              <w:t xml:space="preserve">0.101 ± 0.013</w:t>
+            </w:r>
+          </w:p>
+        </w:tc>
+        <w:tc>
+          <w:tcPr/>
+          <w:p>
+            <w:pPr>
+              <w:pStyle w:val="Compact"/>
+              <w:jc w:val="left"/>
+            </w:pPr>
+            <w:r>
+              <w:t xml:space="preserve">0.319 ± 0.008</w:t>
+            </w:r>
+          </w:p>
+        </w:tc>
+        <w:tc>
+          <w:tcPr/>
+          <w:p>
+            <w:pPr>
+              <w:pStyle w:val="Compact"/>
+              <w:jc w:val="left"/>
+            </w:pPr>
+            <w:r>
+              <w:t xml:space="preserve">0.250 ± 0.064</w:t>
+            </w:r>
+          </w:p>
+        </w:tc>
+        <w:tc>
+          <w:tcPr/>
+          <w:p>
+            <w:pPr>
+              <w:pStyle w:val="Compact"/>
+              <w:jc w:val="left"/>
+            </w:pPr>
+            <w:r>
+              <w:t xml:space="preserve">0.288 ± 0.058</w:t>
+            </w:r>
+          </w:p>
+        </w:tc>
+      </w:tr>
+      <w:tr>
+        <w:tc>
+          <w:tcPr/>
+          <w:p>
+            <w:pPr>
+              <w:pStyle w:val="Compact"/>
+              <w:jc w:val="left"/>
+            </w:pPr>
+            <w:r>
+              <w:t xml:space="preserve">MAML-AE, no adaptation</w:t>
+            </w:r>
+          </w:p>
+        </w:tc>
+        <w:tc>
+          <w:tcPr/>
+          <w:p>
+            <w:pPr>
+              <w:pStyle w:val="Compact"/>
+              <w:jc w:val="left"/>
+            </w:pPr>
+            <w:r>
+              <w:t xml:space="preserve">0.764 ± 0.003</w:t>
+            </w:r>
+          </w:p>
+        </w:tc>
+        <w:tc>
+          <w:tcPr/>
+          <w:p>
+            <w:pPr>
+              <w:pStyle w:val="Compact"/>
+              <w:jc w:val="left"/>
+            </w:pPr>
+            <w:r>
+              <w:t xml:space="preserve">0.114 ± 0.026</w:t>
+            </w:r>
+          </w:p>
+        </w:tc>
+        <w:tc>
+          <w:tcPr/>
+          <w:p>
+            <w:pPr>
+              <w:pStyle w:val="Compact"/>
+              <w:jc w:val="left"/>
+            </w:pPr>
+            <w:r>
+              <w:t xml:space="preserve">0.288 ± 0.004</w:t>
+            </w:r>
+          </w:p>
+        </w:tc>
+        <w:tc>
+          <w:tcPr/>
+          <w:p>
+            <w:pPr>
+              <w:pStyle w:val="Compact"/>
+              <w:jc w:val="left"/>
+            </w:pPr>
+            <w:r>
+              <w:t xml:space="preserve">0.226 ± 0.050</w:t>
+            </w:r>
+          </w:p>
+        </w:tc>
+        <w:tc>
+          <w:tcPr/>
+          <w:p>
+            <w:pPr>
+              <w:pStyle w:val="Compact"/>
+              <w:jc w:val="left"/>
+            </w:pPr>
+            <w:r>
+              <w:t xml:space="preserve">0.288 ± 0.059</w:t>
+            </w:r>
+          </w:p>
+        </w:tc>
+      </w:tr>
+      <w:tr>
+        <w:tc>
+          <w:tcPr/>
+          <w:p>
+            <w:pPr>
+              <w:pStyle w:val="Compact"/>
+              <w:jc w:val="left"/>
+            </w:pPr>
+            <w:r>
+              <w:t xml:space="preserve">MAML-AE (matched)</w:t>
+            </w:r>
+          </w:p>
+        </w:tc>
+        <w:tc>
+          <w:tcPr/>
+          <w:p>
+            <w:pPr>
+              <w:pStyle w:val="Compact"/>
+              <w:jc w:val="left"/>
+            </w:pPr>
+            <w:r>
+              <w:t xml:space="preserve">0.764 ± 0.004</w:t>
+            </w:r>
+          </w:p>
+        </w:tc>
+        <w:tc>
+          <w:tcPr/>
+          <w:p>
+            <w:pPr>
+              <w:pStyle w:val="Compact"/>
+              <w:jc w:val="left"/>
+            </w:pPr>
+            <w:r>
+              <w:t xml:space="preserve">0.116 ± 0.024</w:t>
+            </w:r>
+          </w:p>
+        </w:tc>
+        <w:tc>
+          <w:tcPr/>
+          <w:p>
+            <w:pPr>
+              <w:pStyle w:val="Compact"/>
+              <w:jc w:val="left"/>
+            </w:pPr>
+            <w:r>
+              <w:t xml:space="preserve">0.284 ± 0.006</w:t>
+            </w:r>
+          </w:p>
+        </w:tc>
+        <w:tc>
+          <w:tcPr/>
+          <w:p>
+            <w:pPr>
+              <w:pStyle w:val="Compact"/>
+              <w:jc w:val="left"/>
+            </w:pPr>
+            <w:r>
+              <w:t xml:space="preserve">0.237 ± 0.054</w:t>
+            </w:r>
+          </w:p>
+        </w:tc>
+        <w:tc>
+          <w:tcPr/>
+          <w:p>
+            <w:pPr>
+              <w:pStyle w:val="Compact"/>
+              <w:jc w:val="left"/>
+            </w:pPr>
+            <w:r>
+              <w:t xml:space="preserve">0.288 ± 0.060</w:t>
+            </w:r>
+          </w:p>
+        </w:tc>
+      </w:tr>
+      <w:tr>
+        <w:tc>
+          <w:tcPr/>
+          <w:p>
+            <w:pPr>
+              <w:pStyle w:val="Compact"/>
+              <w:jc w:val="left"/>
+            </w:pPr>
+            <w:r>
+              <w:t xml:space="preserve">MAML-AE (heavy)</w:t>
+            </w:r>
+          </w:p>
+        </w:tc>
+        <w:tc>
+          <w:tcPr/>
+          <w:p>
+            <w:pPr>
+              <w:pStyle w:val="Compact"/>
+              <w:jc w:val="left"/>
+            </w:pPr>
+            <w:r>
+              <w:t xml:space="preserve">0.762 ± 0.005</w:t>
+            </w:r>
+          </w:p>
+        </w:tc>
+        <w:tc>
+          <w:tcPr/>
+          <w:p>
+            <w:pPr>
+              <w:pStyle w:val="Compact"/>
+              <w:jc w:val="left"/>
+            </w:pPr>
+            <w:r>
+              <w:t xml:space="preserve">0.116 ± 0.022</w:t>
+            </w:r>
+          </w:p>
+        </w:tc>
+        <w:tc>
+          <w:tcPr/>
+          <w:p>
+            <w:pPr>
+              <w:pStyle w:val="Compact"/>
+              <w:jc w:val="left"/>
+            </w:pPr>
+            <w:r>
+              <w:t xml:space="preserve">0.283 ± 0.015</w:t>
+            </w:r>
+          </w:p>
+        </w:tc>
+        <w:tc>
+          <w:tcPr/>
+          <w:p>
+            <w:pPr>
+              <w:pStyle w:val="Compact"/>
+              <w:jc w:val="left"/>
+            </w:pPr>
+            <w:r>
+              <w:t xml:space="preserve">0.255 ± 0.064</w:t>
+            </w:r>
+          </w:p>
+        </w:tc>
+        <w:tc>
+          <w:tcPr/>
+          <w:p>
+            <w:pPr>
+              <w:pStyle w:val="Compact"/>
+              <w:jc w:val="left"/>
+            </w:pPr>
+            <w:r>
+              <w:t xml:space="preserve">0.288 ± 0.059</w:t>
+            </w:r>
+          </w:p>
+        </w:tc>
+      </w:tr>
+      <w:tr>
+        <w:tc>
+          <w:tcPr/>
+          <w:p>
+            <w:pPr>
+              <w:pStyle w:val="Compact"/>
+              <w:jc w:val="left"/>
+            </w:pPr>
+            <w:r>
+              <w:t xml:space="preserve">MAML-AE-broken (matched)</w:t>
+            </w:r>
+          </w:p>
+        </w:tc>
+        <w:tc>
+          <w:tcPr/>
+          <w:p>
+            <w:pPr>
+              <w:pStyle w:val="Compact"/>
+              <w:jc w:val="left"/>
+            </w:pPr>
+            <w:r>
+              <w:t xml:space="preserve">0.769 ± 0.000</w:t>
+            </w:r>
+          </w:p>
+        </w:tc>
+        <w:tc>
+          <w:tcPr/>
+          <w:p>
+            <w:pPr>
+              <w:pStyle w:val="Compact"/>
+              <w:jc w:val="left"/>
+            </w:pPr>
+            <w:r>
+              <w:t xml:space="preserve">0.180 ± 0.001</w:t>
+            </w:r>
+          </w:p>
+        </w:tc>
+        <w:tc>
+          <w:tcPr/>
+          <w:p>
+            <w:pPr>
+              <w:pStyle w:val="Compact"/>
+              <w:jc w:val="left"/>
+            </w:pPr>
+            <w:r>
+              <w:t xml:space="preserve">0.280 ± 0.001</w:t>
+            </w:r>
+          </w:p>
+        </w:tc>
+        <w:tc>
+          <w:tcPr/>
+          <w:p>
+            <w:pPr>
+              <w:pStyle w:val="Compact"/>
+              <w:jc w:val="left"/>
+            </w:pPr>
+            <w:r>
+              <w:t xml:space="preserve">0.241 ± 0.050</w:t>
+            </w:r>
+          </w:p>
+        </w:tc>
+        <w:tc>
+          <w:tcPr/>
+          <w:p>
+            <w:pPr>
+              <w:pStyle w:val="Compact"/>
+              <w:jc w:val="left"/>
+            </w:pPr>
+            <w:r>
+              <w:t xml:space="preserve">0.306 ± 0.054</w:t>
+            </w:r>
+          </w:p>
+        </w:tc>
+      </w:tr>
+      <w:tr>
+        <w:tc>
+          <w:tcPr/>
+          <w:p>
+            <w:pPr>
+              <w:pStyle w:val="Compact"/>
+              <w:jc w:val="left"/>
+            </w:pPr>
+            <w:r>
+              <w:t xml:space="preserve">Scratch (matched)</w:t>
+            </w:r>
+          </w:p>
+        </w:tc>
+        <w:tc>
+          <w:tcPr/>
+          <w:p>
+            <w:pPr>
+              <w:pStyle w:val="Compact"/>
+              <w:jc w:val="left"/>
+            </w:pPr>
+            <w:r>
+              <w:t xml:space="preserve">0.769 ± 0.000</w:t>
             </w:r>
           </w:p>
         </w:tc>
@@ -5568,18 +5780,6 @@
               <w:jc w:val="left"/>
             </w:pPr>
             <w:r>
-              <w:t xml:space="preserve">0.854 ± 0.001</w:t>
-            </w:r>
-          </w:p>
-        </w:tc>
-        <w:tc>
-          <w:tcPr/>
-          <w:p>
-            <w:pPr>
-              <w:pStyle w:val="Compact"/>
-              <w:jc w:val="left"/>
-            </w:pPr>
-            <w:r>
               <w:t xml:space="preserve">0.279 ± 0.001</w:t>
             </w:r>
           </w:p>
@@ -5592,31 +5792,7 @@
               <w:jc w:val="left"/>
             </w:pPr>
             <w:r>
-              <w:t xml:space="preserve">0.607 ± 0.033</w:t>
-            </w:r>
-          </w:p>
-        </w:tc>
-        <w:tc>
-          <w:tcPr/>
-          <w:p>
-            <w:pPr>
-              <w:pStyle w:val="Compact"/>
-              <w:jc w:val="left"/>
-            </w:pPr>
-            <w:r>
               <w:t xml:space="preserve">0.242 ± 0.049</w:t>
-            </w:r>
-          </w:p>
-        </w:tc>
-        <w:tc>
-          <w:tcPr/>
-          <w:p>
-            <w:pPr>
-              <w:pStyle w:val="Compact"/>
-              <w:jc w:val="left"/>
-            </w:pPr>
-            <w:r>
-              <w:t xml:space="preserve">0.609 ± 0.058</w:t>
             </w:r>
           </w:p>
         </w:tc>
@@ -5746,7 +5922,7 @@
         <w:pStyle w:val="FirstParagraph"/>
       </w:pPr>
       <w:r>
-        <w:t xml:space="preserve">Table 4 reports the three adaptation instruments pooled over datasets (per-dataset values are in Figure 3 and the released tables). At the draft setting, ten steps at 0.01, adaptation changes 0.2 % of the meta-model’s parameter norm and 0.1 % of the static model’s, and the rank correlation between scores before and after is 0.95–0.97 for the meta-model and 0.99 for the static one. The matched setting, the inner loop the meta-model was trained for, moves it by 0.5 % and reorders slightly more (ρ = 0.93–0.95). The heavy setting, fifty steps at 0.1, moves it by about 2 % and brings ρ down to 0.87–0.89, which is the only setting under which the evaluation ranking of windows changes in a way a reader would notice; on HAI the heavy setting takes ρ to 0.76 ± 0.13.</w:t>
+        <w:t xml:space="preserve">Table 5 reports the three adaptation instruments pooled over datasets (per-dataset values are in Figure 3 and the released tables). At the draft setting, ten steps at 0.01, adaptation changes 0.2 % of the meta-model’s parameter norm and 0.1 % of the static model’s, and the rank correlation between scores before and after is 0.95–0.97 for the meta-model and 0.99 for the static one. The matched setting, the inner loop the meta-model was trained for, moves it by 0.5 % and reorders slightly more (ρ = 0.93–0.95). The heavy setting, fifty steps at 0.1, moves it by about 2 % and brings ρ down to 0.87–0.89, which is the only setting under which the evaluation ranking of windows changes in a way a reader would notice; on HAI the heavy setting takes ρ to 0.76 ± 0.13.</w:t>
       </w:r>
     </w:p>
     <w:p>
@@ -5754,7 +5930,7 @@
         <w:pStyle w:val="BodyText"/>
       </w:pPr>
       <w:r>
-        <w:t xml:space="preserve">Table 4. Adaptation instruments pooled over the five datasets (mean ± sd over seeds of dataset means). ΔAUROC is relative to the same model before adaptation on the same cell.</w:t>
+        <w:t xml:space="preserve">Table 5. Adaptation instruments pooled over the five datasets (mean ± sd over seeds of dataset means). ΔAUROC is relative to the same model before adaptation on the same cell.</w:t>
       </w:r>
     </w:p>
     <w:tbl>
@@ -6757,7 +6933,7 @@
         <w:pStyle w:val="BodyText"/>
       </w:pPr>
       <w:r>
-        <w:t xml:space="preserve">The broken-loop model and the Scratch model show what adaptation does to a network that has never been trained. At the matched setting their parameters move by 0.3–0.4 % and their scores keep ρ = 1.000 with the magnitude reference; at the heavy setting they move by 2.5–4 %, more than any trained model, and still keep ρ ≥ 0.96. Five to fifty gradient steps on at most a hundred windows do not make a detector out of a random network, and they do not make a different detector out of a trained one.</w:t>
+        <w:t xml:space="preserve">The broken-loop model and the Scratch model show what adaptation does to a network that has never been trained. At the matched setting their parameters move by 0.3–0.4 % and their scores keep ρ = 1.000 with their own un-adapted scores, which are the magnitude reference; at the heavy setting they move by 2.5–4 %, more than any trained model, and still keep ρ ≥ 0.96. Five to fifty gradient steps on at most a hundred windows do not make a detector out of a random network, and they do not make a different detector out of a trained one.</w:t>
       </w:r>
     </w:p>
     <w:bookmarkEnd w:id="48"/>
@@ -6775,7 +6951,7 @@
         <w:pStyle w:val="FirstParagraph"/>
       </w:pPr>
       <w:r>
-        <w:t xml:space="preserve">Table 5 sets the point-wise F1 at the label-free threshold beside the oracle best F1 for four detectors. The gap is between 0.15 and 0.26 F1 on every dataset, and it dwarfs every difference between methods in Table 3. On SWaT the static autoencoder reaches F1 0.56 with the threshold calibrated after 20 or 100 support windows but 0.39–0.40 when calibrated after 1 or 5, because the 300-window calibration stretch then starts a few windows earlier and happens to include a short stretch of quieter operation; nothing about the model changed. On WADI every autoencoder alarms on about 60 % of the evaluation stream against an anomaly rate of 6 %, because the calibration stretch at the start of the attack recording is not representative of the rest of it, which is the natural drift of that recording that we have described elsewhere; the threshold, not the ranking, is why its F1 is 0.11. On HAI, SMAP and MSL the deployed F1 is 0.15–0.22 against oracle values of 0.30–0.46.</w:t>
+        <w:t xml:space="preserve">Table 6 sets the point-wise F1 at the label-free threshold beside the oracle best F1 for four detectors. The gap is 0.19 F1 on SWaT, 0.06–0.10 on WADI, 0.22–0.25 on HAI, 0.15–0.16 on SMAP and 0.12–0.13 on MSL, and on every dataset but WADI it dwarfs every difference between methods in Table 3. On SWaT the static autoencoder reaches F1 0.56 with the threshold calibrated after 20 or 100 support windows but 0.39–0.40 when calibrated after 1 or 5, because the 300-window calibration stretch then starts a few windows earlier and happens to include a short stretch of quieter operation; nothing about the model changed. On WADI every autoencoder alarms on about 60 % of the evaluation stream against an anomaly rate of 6 %, because the calibration stretch at the start of the attack recording is not representative of the rest of it, a drift inside the attack recording itself; the threshold, not the ranking, is why its F1 is 0.11. On HAI, SMAP and MSL the deployed F1 is 0.14–0.22 against oracle values of 0.30–0.46.</w:t>
       </w:r>
     </w:p>
     <w:p>
@@ -6783,7 +6959,7 @@
         <w:pStyle w:val="BodyText"/>
       </w:pPr>
       <w:r>
-        <w:t xml:space="preserve">Table 5. Deployed point-wise F1 at the peaks-over-threshold level against the oracle best F1, K = 20, mean over seeds. Alarm rate is the share of evaluation windows above the threshold; the anomaly rate is the share of labelled windows.</w:t>
+        <w:t xml:space="preserve">Table 6. Deployed point-wise F1 at the peaks-over-threshold level against the oracle best F1, K = 20, mean over seeds. Alarm rate is the share of evaluation windows above the threshold; the anomaly rate is the share of labelled windows.</w:t>
       </w:r>
     </w:p>
     <w:tbl>
@@ -8790,7 +8966,7 @@
         <w:pStyle w:val="FirstParagraph"/>
       </w:pPr>
       <w:r>
-        <w:t xml:space="preserve">Table 6 gives the six transfer directions at K = 20 and K = 100 (Figure 4 maps the K = 20 values). The target decides everything. With SWaT as target every model in the shared 32-component space, including the random network, is between 0.824 and 0.838, and the model trained on SWaT itself is at 0.835: in that space SWaT’s attacks are detected by magnitude, as they were in the native space, and there is nothing for transfer to transfer. With WADI as target every model, including the one trained on WADI, is between 0.47 and 0.55: the 32 components keep 91 % of WADI’s normal-operation variance but not the part of it that separates attacks, and no source helps. With HAI as target the two source-trained models reach 0.87 from either SWaT or WADI, against 0.895 for the target-trained model and 0.78 for the random network; this is the one direction in which pre-training on another plant carries over something that K target windows cannot supply.</w:t>
+        <w:t xml:space="preserve">Table 7 gives the six transfer directions at K = 20 and K = 100 (Figure 4 maps the K = 20 values). The target decides everything. With SWaT as target every model in the shared 32-component space, including the random network, is between 0.824 and 0.838, and the model trained on SWaT itself is at 0.835: in that space SWaT’s attacks are detected by magnitude, as they were in the native space, and there is nothing for transfer to transfer. With WADI as target every model, including the one trained on WADI, is between 0.47 and 0.55: the 32 components keep 91 % of WADI’s normal-operation variance but not the part of it that separates attacks, and no source helps. With HAI as target the two source-trained models reach 0.87 from either SWaT or WADI, against 0.895 for the target-trained model and 0.78 for the random network; this is the one direction in which pre-training on another plant carries over something that K target windows cannot supply.</w:t>
       </w:r>
     </w:p>
     <w:p>
@@ -8798,7 +8974,7 @@
         <w:pStyle w:val="BodyText"/>
       </w:pPr>
       <w:r>
-        <w:t xml:space="preserve">Table 6. Cross-plant transfer, AUROC on the target’s attack recording(s), mean ± sd over five seeds, matched adaptation. Source-static is the static autoencoder trained on the source plant and adapted on K target windows; MAML-transfer is the meta-model trained on the source plant’s regimes and adapted the same way.</w:t>
+        <w:t xml:space="preserve">Table 7. Cross-plant transfer, AUROC on the target’s attack recording(s), mean ± sd over five seeds, matched adaptation. Source-static is the static autoencoder trained on the source plant and adapted on K target windows; MAML-transfer is the meta-model trained on the source plant’s regimes and adapted the same way.</w:t>
       </w:r>
     </w:p>
     <w:tbl>
@@ -10000,7 +10176,7 @@
         <w:pStyle w:val="FirstParagraph"/>
       </w:pPr>
       <w:r>
-        <w:t xml:space="preserve">We asked whether a meta-learned LSTM autoencoder for few-shot anomaly detection trains, adapts and detects, and we measured each rather than inferring it from a score table. It trains, once a one-line gradient-path fault is fixed, and a control that leaves the fault in shows that the fault is invisible to every quantity usually reported except the size of the meta-update. It barely adapts: K-shot adaptation at the settings in use moves the network by less than one per cent and leaves the anomaly ranking essentially unchanged on all five benchmarks, with one dataset on which adaptation repairs a poor initialisation to the level of a static model. And it does not detect better than a static autoencoder within a plant or across plants, while on four of five benchmarks neither of them detects better than the squared magnitude of the standardised window. The deployed threshold, set without labels, costs 0.15–0.26 F1 against the oracle, more than any modelling choice in the study. We release the loaders, the meta-learner with its control, the runner and every table, and we propose that reports of meta-learned detectors include the five measurements that made these conclusions possible.</w:t>
+        <w:t xml:space="preserve">We asked whether a meta-learned LSTM autoencoder for few-shot anomaly detection trains, adapts and detects, and we measured each rather than inferring it from a score table. It trains, once a one-line gradient-path fault is fixed, and a control that leaves the fault in shows that the fault is invisible to every quantity usually reported except the size of the meta-update. It barely adapts: K-shot adaptation at the settings in use moves the network by less than one per cent and leaves the anomaly ranking essentially unchanged on all five benchmarks, with one dataset on which adaptation repairs a poor initialisation to the level of a static model. And it does not detect better than a static autoencoder within a plant or across plants, while on four of five benchmarks neither of them detects better than the squared magnitude of the standardised window. The deployed threshold, set without labels, costs 0.06–0.25 F1 against the oracle, which on four of the five benchmarks is more than any modelling choice in the study. We release the loaders, the meta-learner with its control, the runner and every table, and we propose that reports of meta-learned detectors include the five measurements that made these conclusions possible.</w:t>
       </w:r>
     </w:p>
     <w:bookmarkEnd w:id="65"/>
@@ -11512,13 +11688,51 @@
       </w:r>
     </w:p>
     <w:bookmarkEnd w:id="112"/>
-    <w:bookmarkStart w:id="114" w:name="ref-kermenov2023drift"/>
+    <w:bookmarkStart w:id="113" w:name="ref-gama2014drift"/>
     <w:p>
       <w:pPr>
         <w:pStyle w:val="Bibliography"/>
       </w:pPr>
       <w:r>
         <w:t xml:space="preserve">[29]</w:t>
+      </w:r>
+      <w:r>
+        <w:t xml:space="preserve"> </w:t>
+      </w:r>
+      <w:r>
+        <w:t xml:space="preserve">	</w:t>
+      </w:r>
+      <w:r>
+        <w:t xml:space="preserve">J. Gama, I. Žliobaitė, A. Bifet, M. Pechenizkiy, and A. Bouchachia,</w:t>
+      </w:r>
+      <w:r>
+        <w:t xml:space="preserve"> </w:t>
+      </w:r>
+      <w:r>
+        <w:t xml:space="preserve">“A survey on concept drift adaptation,”</w:t>
+      </w:r>
+      <w:r>
+        <w:t xml:space="preserve"> </w:t>
+      </w:r>
+      <w:r>
+        <w:rPr>
+          <w:iCs/>
+          <w:i/>
+        </w:rPr>
+        <w:t xml:space="preserve">ACM Computing Surveys</w:t>
+      </w:r>
+      <w:r>
+        <w:t xml:space="preserve">, vol. 46, no. 4, pp. 44:1–44:37, 2014.</w:t>
+      </w:r>
+    </w:p>
+    <w:bookmarkEnd w:id="113"/>
+    <w:bookmarkStart w:id="115" w:name="ref-kermenov2023drift"/>
+    <w:p>
+      <w:pPr>
+        <w:pStyle w:val="Bibliography"/>
+      </w:pPr>
+      <w:r>
+        <w:t xml:space="preserve">[30]</w:t>
       </w:r>
       <w:r>
         <w:t xml:space="preserve"> </w:t>
@@ -11551,7 +11765,7 @@
       <w:r>
         <w:t xml:space="preserve"> </w:t>
       </w:r>
-      <w:hyperlink r:id="rId113">
+      <w:hyperlink r:id="rId114">
         <w:r>
           <w:rPr>
             <w:rStyle w:val="Hyperlink"/>
@@ -11561,44 +11775,6 @@
       </w:hyperlink>
       <w:r>
         <w:t xml:space="preserve">.</w:t>
-      </w:r>
-    </w:p>
-    <w:bookmarkEnd w:id="114"/>
-    <w:bookmarkStart w:id="115" w:name="ref-gama2014drift"/>
-    <w:p>
-      <w:pPr>
-        <w:pStyle w:val="Bibliography"/>
-      </w:pPr>
-      <w:r>
-        <w:t xml:space="preserve">[30]</w:t>
-      </w:r>
-      <w:r>
-        <w:t xml:space="preserve"> </w:t>
-      </w:r>
-      <w:r>
-        <w:t xml:space="preserve">	</w:t>
-      </w:r>
-      <w:r>
-        <w:t xml:space="preserve">J. Gama, I. Žliobaitė, A. Bifet, M. Pechenizkiy, and A. Bouchachia,</w:t>
-      </w:r>
-      <w:r>
-        <w:t xml:space="preserve"> </w:t>
-      </w:r>
-      <w:r>
-        <w:t xml:space="preserve">“A survey on concept drift adaptation,”</w:t>
-      </w:r>
-      <w:r>
-        <w:t xml:space="preserve"> </w:t>
-      </w:r>
-      <w:r>
-        <w:rPr>
-          <w:iCs/>
-          <w:i/>
-        </w:rPr>
-        <w:t xml:space="preserve">ACM Computing Surveys</w:t>
-      </w:r>
-      <w:r>
-        <w:t xml:space="preserve">, vol. 46, no. 4, pp. 44:1–44:37, 2014.</w:t>
       </w:r>
     </w:p>
     <w:bookmarkEnd w:id="115"/>

--- a/paper2/manuscript.docx
+++ b/paper2/manuscript.docx
@@ -9922,7 +9922,7 @@
         <w:pStyle w:val="FirstParagraph"/>
       </w:pPr>
       <w:r>
-        <w:t xml:space="preserve">LONG_PLACEHOLDER</w:t>
+        <w:t xml:space="preserve">Table 2 left open whether 600 outer steps had simply stopped the meta-learner short. We therefore repeated the three testbeds with 3,000 outer steps for seeds 0 and 1, everything else unchanged, and compared with the same seeds of the main run. Five times the meta-training lowered the best post-adaptation validation loss from 0.46 to 0.33 on SWaT, 0.71 to 0.58 on WADI and 0.60 to 0.42 on HAI, so the meta-model was indeed still improving as a reconstructor; it remained 1.3 (HAI) to 2.7 (SWaT, WADI) times the static model’s validation loss. Detection did not follow. The AUROC of the matched meta-model moved from 0.855 to 0.862 on SWaT, 0.597 to 0.593 on WADI and 0.873 to 0.864 on HAI, against 0.865, 0.581 and 0.898 for the static model on the same seeds; the un-adapted meta-model moved by 0.002 to 0.007. The adaptation instruments were unchanged to the second decimal (relative parameter change 0.005–0.007 at the matched setting, rank correlation 0.90–1.00). Longer meta-training makes a better-reconstructing meta-model and the same detector.</w:t>
       </w:r>
     </w:p>
     <w:bookmarkEnd w:id="58"/>
@@ -10019,7 +10019,7 @@
         <w:pStyle w:val="FirstParagraph"/>
       </w:pPr>
       <w:r>
-        <w:t xml:space="preserve">It is tempting, when a meta-learner fails to help, to say that the tasks were too alike for meta-learning to have anything to learn across. We said it ourselves. The per-channel diversity scores over 120 telemetry cells do not support it: the correlation between the silhouette of a channel’s regimes and the meta-model’s gain over the static model is weakly negative. A more likely account is in Section 5.1: the meta-objective is the post-adaptation reconstruction loss on a held-out regime, and after 600 outer steps that loss is still far above what plain training on the pooled windows reaches, so the meta-model is a worse reconstructor that adaptation cannot repair in five steps. Section 5.7 tests whether more meta-training closes the gap. Either way, a diversity argument should come with a diversity measurement and a sample size, and when it does, in this case it fails.</w:t>
+        <w:t xml:space="preserve">It is tempting, when a meta-learner fails to help, to say that the tasks were too alike for meta-learning to have anything to learn across. We said it ourselves. The per-channel diversity scores over 120 telemetry cells do not support it: the correlation between the silhouette of a channel’s regimes and the meta-model’s gain over the static model is weakly negative. A more likely account is in Section 5.1: the meta-objective is the post-adaptation reconstruction loss on a held-out regime, and after 600 outer steps that loss is still far above what plain training on the pooled windows reaches, so the meta-model is a worse reconstructor that adaptation cannot repair in five steps. Section 5.7 showed that five times the meta-training narrows that gap without changing the detector, which points at the detector’s dependence on window magnitude (Section 5.2) rather than at the amount of training. Either way, a diversity argument should come with a diversity measurement and a sample size, and when it does, in this case it fails.</w:t>
       </w:r>
     </w:p>
     <w:bookmarkEnd w:id="61"/>
@@ -10157,7 +10157,7 @@
         <w:pStyle w:val="FirstParagraph"/>
       </w:pPr>
       <w:r>
-        <w:t xml:space="preserve">The detector is one architecture at one size, and the meta-learner is one first-order variant with fixed inner learning rates; MAML++ or Meta-SGD learn those rates and might adapt more, though they would meet the same ceiling from the magnitude reference. Meta-training was limited to 600 outer steps in the main study and 3,000 in Section 5.7, on CPU; longer or larger runs are possible but the gap to plain training (Table 2) is not a matter of a factor of two. The regime tasks come from one clustering method with one window summary; a different task construction could give the meta-learner different things to learn across, which is exactly the experiment the diversity instrument makes possible. The transfer bridge is a linear projection fitted on normal data, and the WADI result in particular shows that the bridge can destroy what the target’s attacks look like; a learned bridge might behave differently. The two testbeds contribute one attack recording each, so their numbers rest on five seeds of model training over the same stream, and their paired tests have 20 cells; the telemetry sets and HAI carry the statistical weight. Everything here is offline: the model is adapted once and scored on a fixed stream. Whether a detector that adapts repeatedly as a stream drifts needs meta-learning is a separate question with a separate protocol, and nothing in this paper settles it.</w:t>
+        <w:t xml:space="preserve">The detector is one architecture at one size, and the meta-learner is one first-order variant with fixed inner learning rates; MAML++ or Meta-SGD learn those rates and might adapt more, though they would meet the same ceiling from the magnitude reference. Meta-training was limited to 600 outer steps in the main study and 3,000 in Section 5.7, on CPU; the five-fold longer run changed the validation loss and not the detector, but a still longer run or a larger meta-batch has not been tried. The regime tasks come from one clustering method with one window summary; a different task construction could give the meta-learner different things to learn across, which is exactly the experiment the diversity instrument makes possible. The transfer bridge is a linear projection fitted on normal data, and the WADI result in particular shows that the bridge can destroy what the target’s attacks look like; a learned bridge might behave differently. The two testbeds contribute one attack recording each, so their numbers rest on five seeds of model training over the same stream, and their paired tests have 20 cells; the telemetry sets and HAI carry the statistical weight. Everything here is offline: the model is adapted once and scored on a fixed stream. Whether a detector that adapts repeatedly as a stream drifts needs meta-learning is a separate question with a separate protocol, and nothing in this paper settles it.</w:t>
       </w:r>
     </w:p>
     <w:bookmarkEnd w:id="63"/>

--- a/paper2/manuscript.docx
+++ b/paper2/manuscript.docx
@@ -1824,7 +1824,7 @@
     </w:p>
     <w:bookmarkEnd w:id="24"/>
     <w:bookmarkEnd w:id="25"/>
-    <w:bookmarkStart w:id="31" w:name="X71fccc15c53a649f457c7657cf31a35f79f1bc2"/>
+    <w:bookmarkStart w:id="34" w:name="X71fccc15c53a649f457c7657cf31a35f79f1bc2"/>
     <w:p>
       <w:pPr>
         <w:pStyle w:val="Heading1"/>
@@ -1833,7 +1833,70 @@
         <w:t xml:space="preserve">3 Detector, meta-learner, control and instruments</w:t>
       </w:r>
     </w:p>
-    <w:bookmarkStart w:id="26" w:name="the-lstm-autoencoder"/>
+    <w:p>
+      <w:pPr>
+        <w:pStyle w:val="FirstParagraph"/>
+      </w:pPr>
+      <w:r>
+        <w:t xml:space="preserve">Figure 1 shows the whole study as a pipeline: how tasks are built from one plant’s normal data, the detector, the meta-training loop with the broken-pattern control beside the corrected one, what happens at test time, and the cross-plant bridge. The subsections that follow give the settings for each band.</w:t>
+      </w:r>
+    </w:p>
+    <w:p>
+      <w:pPr>
+        <w:pStyle w:val="CaptionedFigure"/>
+      </w:pPr>
+      <w:r>
+        <w:drawing>
+          <wp:inline>
+            <wp:extent cx="5334000" cy="5243079"/>
+            <wp:effectExtent b="0" l="0" r="0" t="0"/>
+            <wp:docPr descr="Figure 1. The study as a pipeline. Band 1: normal windows are described by their per-sensor mean and spread and grouped into operating regimes, which are the meta-learning tasks; the silhouette of the grouping is the task-diversity score. Band 2: the LSTM autoencoder and its anomaly score. Band 3: one round of first-order MAML, with the corrected gradient path and the broken one kept as a control, and the per-round parameter-change instrument that tells them apart. Band 4: K-shot adaptation at three strengths, label-free thresholding, point-wise scoring, the three adaptation instruments and the reference detectors. Band 5: the principal-component bridge for cross-plant transfer." title="" id="27" name="Picture"/>
+            <a:graphic>
+              <a:graphicData uri="http://schemas.openxmlformats.org/drawingml/2006/picture">
+                <pic:pic>
+                  <pic:nvPicPr>
+                    <pic:cNvPr descr="../figures/obj2/fig_study_architecture.png" id="28" name="Picture"/>
+                    <pic:cNvPicPr>
+                      <a:picLocks noChangeArrowheads="1" noChangeAspect="1"/>
+                    </pic:cNvPicPr>
+                  </pic:nvPicPr>
+                  <pic:blipFill>
+                    <a:blip r:embed="rId26"/>
+                    <a:stretch>
+                      <a:fillRect/>
+                    </a:stretch>
+                  </pic:blipFill>
+                  <pic:spPr bwMode="auto">
+                    <a:xfrm>
+                      <a:off x="0" y="0"/>
+                      <a:ext cx="5334000" cy="5243079"/>
+                    </a:xfrm>
+                    <a:prstGeom prst="rect">
+                      <a:avLst/>
+                    </a:prstGeom>
+                    <a:noFill/>
+                    <a:ln w="9525">
+                      <a:noFill/>
+                      <a:headEnd/>
+                      <a:tailEnd/>
+                    </a:ln>
+                  </pic:spPr>
+                </pic:pic>
+              </a:graphicData>
+            </a:graphic>
+          </wp:inline>
+        </w:drawing>
+      </w:r>
+    </w:p>
+    <w:p>
+      <w:pPr>
+        <w:pStyle w:val="ImageCaption"/>
+      </w:pPr>
+      <w:r>
+        <w:t xml:space="preserve">Figure 1. The study as a pipeline. Band 1: normal windows are described by their per-sensor mean and spread and grouped into operating regimes, which are the meta-learning tasks; the silhouette of the grouping is the task-diversity score. Band 2: the LSTM autoencoder and its anomaly score. Band 3: one round of first-order MAML, with the corrected gradient path and the broken one kept as a control, and the per-round parameter-change instrument that tells them apart. Band 4: K-shot adaptation at three strengths, label-free thresholding, point-wise scoring, the three adaptation instruments and the reference detectors. Band 5: the principal-component bridge for cross-plant transfer.</w:t>
+      </w:r>
+    </w:p>
+    <w:bookmarkStart w:id="29" w:name="the-lstm-autoencoder"/>
     <w:p>
       <w:pPr>
         <w:pStyle w:val="Heading2"/>
@@ -1999,8 +2062,8 @@
         <w:t xml:space="preserve">for 2,000 mini-batches of 64 windows with early stopping on a 10 % held-out slice of the training windows.</w:t>
       </w:r>
     </w:p>
-    <w:bookmarkEnd w:id="26"/>
-    <w:bookmarkStart w:id="27" w:name="Xcfdc00de77f55ce3a5cb020c4c2053f45995dd0"/>
+    <w:bookmarkEnd w:id="29"/>
+    <w:bookmarkStart w:id="30" w:name="Xcfdc00de77f55ce3a5cb020c4c2053f45995dd0"/>
     <w:p>
       <w:pPr>
         <w:pStyle w:val="Heading2"/>
@@ -2245,8 +2308,8 @@
         <w:t xml:space="preserve">moved it by about 2 % and roughly halved the support loss; meta-training was stable at both and at 0.3. We train at 0.1 and evaluate adaptation at three settings described next.</w:t>
       </w:r>
     </w:p>
-    <w:bookmarkEnd w:id="27"/>
-    <w:bookmarkStart w:id="28" w:name="tasks-from-one-plant"/>
+    <w:bookmarkEnd w:id="30"/>
+    <w:bookmarkStart w:id="31" w:name="tasks-from-one-plant"/>
     <w:p>
       <w:pPr>
         <w:pStyle w:val="Heading2"/>
@@ -2336,8 +2399,8 @@
         <w:t xml:space="preserve">is kept, and each cluster with at least 80 windows is a task. One cluster in five, at least one, is held out as the meta-validation task. The silhouette of the chosen clustering is recorded as the task-diversity score of the stream. For the two telemetry sets, where each channel has its own normal recording, the channels of the meta-training split are the tasks and the same clustering is run inside every channel to give a per-channel diversity score; it is this per-channel score, over 60 SMAP and MSL channels, that the diversity analysis in Section 5.6 uses.</w:t>
       </w:r>
     </w:p>
-    <w:bookmarkEnd w:id="28"/>
-    <w:bookmarkStart w:id="29" w:name="Xb486e71b4ceb523f71c344e88e3318b75e887ba"/>
+    <w:bookmarkEnd w:id="31"/>
+    <w:bookmarkStart w:id="32" w:name="Xb486e71b4ceb523f71c344e88e3318b75e887ba"/>
     <w:p>
       <w:pPr>
         <w:pStyle w:val="Heading2"/>
@@ -2627,8 +2690,8 @@
         <w:t xml:space="preserve">is the mean score after adaptation divided by the mean before, which is the part of adaptation that a threshold can see. Together they separate three outcomes that a score table conflates: adaptation that does nothing, adaptation that rescales the errors without reordering them, and adaptation that changes the ranking.</w:t>
       </w:r>
     </w:p>
-    <w:bookmarkEnd w:id="29"/>
-    <w:bookmarkStart w:id="30" w:name="threshold-and-scoring"/>
+    <w:bookmarkEnd w:id="32"/>
+    <w:bookmarkStart w:id="33" w:name="threshold-and-scoring"/>
     <w:p>
       <w:pPr>
         <w:pStyle w:val="Heading2"/>
@@ -2682,9 +2745,9 @@
         <w:t xml:space="preserve">. Evaluation starts after the calibration stretch. Precision, recall and F1 are strictly point-wise at that threshold, with no point adjustment. AUROC and AUPRC summarise the ranking independently of the threshold, and the best F1 over all thresholds is reported as the oracle quantity it is, so that the gap between it and the deployed F1 is visible. Methods that do not adapt are scored once per stream, and their threshold is recalibrated for each K on the same stretch, so that every method at a given K sees the same evaluation windows.</w:t>
       </w:r>
     </w:p>
-    <w:bookmarkEnd w:id="30"/>
-    <w:bookmarkEnd w:id="31"/>
-    <w:bookmarkStart w:id="36" w:name="benchmarks-and-protocol"/>
+    <w:bookmarkEnd w:id="33"/>
+    <w:bookmarkEnd w:id="34"/>
+    <w:bookmarkStart w:id="39" w:name="benchmarks-and-protocol"/>
     <w:p>
       <w:pPr>
         <w:pStyle w:val="Heading1"/>
@@ -2693,7 +2756,7 @@
         <w:t xml:space="preserve">4 Benchmarks and protocol</w:t>
       </w:r>
     </w:p>
-    <w:bookmarkStart w:id="32" w:name="datasets"/>
+    <w:bookmarkStart w:id="35" w:name="datasets"/>
     <w:p>
       <w:pPr>
         <w:pStyle w:val="Heading2"/>
@@ -3313,8 +3376,8 @@
         </w:tc>
       </w:tr>
     </w:tbl>
-    <w:bookmarkEnd w:id="32"/>
-    <w:bookmarkStart w:id="33" w:name="within-plant-protocol"/>
+    <w:bookmarkEnd w:id="35"/>
+    <w:bookmarkStart w:id="36" w:name="within-plant-protocol"/>
     <w:p>
       <w:pPr>
         <w:pStyle w:val="Heading2"/>
@@ -3331,8 +3394,8 @@
         <w:t xml:space="preserve">For each dataset and seed the meta-training tasks are built as in Section 3.3, the static autoencoder, the flat autoencoder and Isolation Forest are trained on the pooled normal windows (a stride of 5 between windows for the testbeds and 2 for telemetry, capped at 20,000 windows), the corrected meta-model and the broken control are trained from the same initialisation, and every held-out stream is scored at every K by every method and adaptation setting. The methods are: Isolation Forest; MLP-AE; Static-AE; Static-AE+FT at the three settings; MAML-AE-noadapt (the meta-initialisation scored without adaptation); MAML-AE at the three settings; MAML-AE-broken and Scratch at the matched and heavy settings, with their un-adapted versions. Five seeds give five meta-training runs, five static models and five held-out splits per dataset. The unit of analysis is a cell (dataset, seed, stream, K); a dataset’s number for a method is the mean over its streams within a seed and then the mean and standard deviation over seeds, so that a dataset with 17 held-out channels does not outvote one with a single stream.</w:t>
       </w:r>
     </w:p>
-    <w:bookmarkEnd w:id="33"/>
-    <w:bookmarkStart w:id="34" w:name="cross-plant-protocol"/>
+    <w:bookmarkEnd w:id="36"/>
+    <w:bookmarkStart w:id="37" w:name="cross-plant-protocol"/>
     <w:p>
       <w:pPr>
         <w:pStyle w:val="Heading2"/>
@@ -3435,8 +3498,8 @@
         <w:t xml:space="preserve">shows what K windows alone do to a random network. All six directions among SWaT, WADI and HAI are run with five seeds.</w:t>
       </w:r>
     </w:p>
-    <w:bookmarkEnd w:id="34"/>
-    <w:bookmarkStart w:id="35" w:name="statistics-and-implementation"/>
+    <w:bookmarkEnd w:id="37"/>
+    <w:bookmarkStart w:id="38" w:name="statistics-and-implementation"/>
     <w:p>
       <w:pPr>
         <w:pStyle w:val="Heading2"/>
@@ -3453,9 +3516,9 @@
         <w:t xml:space="preserve">Paired differences are formed on cells and tested with the two-sided Wilcoxon signed-rank test; we report the mean difference, the win/loss count and the p-value and treat p &lt; 0.05 as a difference worth discussing. Everything runs on CPU with PyTorch, one thread per job; a within-plant job takes 10–40 minutes depending on the number of held-out streams, and the whole study is 25 within-plant and 30 transfer jobs. The loaders, the meta-learner, the control, the runner and the table scripts are released with the paper.</w:t>
       </w:r>
     </w:p>
-    <w:bookmarkEnd w:id="35"/>
-    <w:bookmarkEnd w:id="36"/>
-    <w:bookmarkStart w:id="59" w:name="results"/>
+    <w:bookmarkEnd w:id="38"/>
+    <w:bookmarkEnd w:id="39"/>
+    <w:bookmarkStart w:id="62" w:name="results"/>
     <w:p>
       <w:pPr>
         <w:pStyle w:val="Heading1"/>
@@ -3472,7 +3535,7 @@
         <w:t xml:space="preserve">The study produced 9,920 within-plant rows (5 datasets, 5 seeds, 77 distinct held-out streams, 4 support sizes, 11 method/setting combinations plus the magnitude reference) and 1,260 transfer rows. Tables report the mean and standard deviation over seeds after averaging over a dataset’s streams within each seed; paired tests use the cells. A difference in AUROC below 0.01 is treated as negligible whatever its p-value, because with 100 or more cells the Wilcoxon test flags differences of 0.0003.</w:t>
       </w:r>
     </w:p>
-    <w:bookmarkStart w:id="40" w:name="X74141afd64119704eced84a6ef422a5acaaef0d"/>
+    <w:bookmarkStart w:id="43" w:name="X74141afd64119704eced84a6ef422a5acaaef0d"/>
     <w:p>
       <w:pPr>
         <w:pStyle w:val="Heading2"/>
@@ -3486,7 +3549,7 @@
         <w:pStyle w:val="FirstParagraph"/>
       </w:pPr>
       <w:r>
-        <w:t xml:space="preserve">Table 2 gives the control for all 25 (dataset, seed) runs. In every one of them the broken pattern produced a parameter change of exactly zero at every outer step, the meta-parameters at the end were bit-for-bit the initialisation, and the validation query loss after adaptation was the same number at step 50 and step 100. The corrected loop moved the parameters by 0.08–0.11 in Euclidean norm per step and brought the validation query loss down between step 100 and step 600, from 0.56 to 0.41 on SWaT, 0.81 to 0.68 on WADI and 0.77 to 0.66 on HAI, with smaller movements on the two telemetry sets whose losses start low (Figure 1).</w:t>
+        <w:t xml:space="preserve">Table 2 gives the control for all 25 (dataset, seed) runs. In every one of them the broken pattern produced a parameter change of exactly zero at every outer step, the meta-parameters at the end were bit-for-bit the initialisation, and the validation query loss after adaptation was the same number at step 50 and step 100. The corrected loop moved the parameters by 0.08–0.11 in Euclidean norm per step and brought the validation query loss down between step 100 and step 600, from 0.56 to 0.41 on SWaT, 0.81 to 0.68 on WADI and 0.77 to 0.66 on HAI, with smaller movements on the two telemetry sets whose losses start low (Figure 2).</w:t>
       </w:r>
     </w:p>
     <w:p>
@@ -4064,18 +4127,18 @@
           <wp:inline>
             <wp:extent cx="5334000" cy="1933575"/>
             <wp:effectExtent b="0" l="0" r="0" t="0"/>
-            <wp:docPr descr="Figure 1. Left: post-adaptation validation query loss of the corrected meta-learner (solid) and of the broken pattern (dashed, flat by construction) over outer steps, seed 0. Right: mean parameter change per outer step; the broken pattern’s bar is zero on every dataset." title="" id="38" name="Picture"/>
+            <wp:docPr descr="Figure 2. Left: post-adaptation validation query loss of the corrected meta-learner (solid) and of the broken pattern (dashed, flat by construction) over outer steps, seed 0. Right: mean parameter change per outer step; the broken pattern’s bar is zero on every dataset." title="" id="41" name="Picture"/>
             <a:graphic>
               <a:graphicData uri="http://schemas.openxmlformats.org/drawingml/2006/picture">
                 <pic:pic>
                   <pic:nvPicPr>
-                    <pic:cNvPr descr="../figures/obj2/fig_gradient_path.png" id="39" name="Picture"/>
+                    <pic:cNvPr descr="../figures/obj2/fig_gradient_path.png" id="42" name="Picture"/>
                     <pic:cNvPicPr>
                       <a:picLocks noChangeArrowheads="1" noChangeAspect="1"/>
                     </pic:cNvPicPr>
                   </pic:nvPicPr>
                   <pic:blipFill>
-                    <a:blip r:embed="rId37"/>
+                    <a:blip r:embed="rId40"/>
                     <a:stretch>
                       <a:fillRect/>
                     </a:stretch>
@@ -4107,11 +4170,11 @@
         <w:pStyle w:val="ImageCaption"/>
       </w:pPr>
       <w:r>
-        <w:t xml:space="preserve">Figure 1. Left: post-adaptation validation query loss of the corrected meta-learner (solid) and of the broken pattern (dashed, flat by construction) over outer steps, seed 0. Right: mean parameter change per outer step; the broken pattern’s bar is zero on every dataset.</w:t>
-      </w:r>
-    </w:p>
-    <w:bookmarkEnd w:id="40"/>
-    <w:bookmarkStart w:id="44" w:name="X7ff9ff50d2219c9d3bf7c6e44340255d433cf34"/>
+        <w:t xml:space="preserve">Figure 2. Left: post-adaptation validation query loss of the corrected meta-learner (solid) and of the broken pattern (dashed, flat by construction) over outer steps, seed 0. Right: mean parameter change per outer step; the broken pattern’s bar is zero on every dataset.</w:t>
+      </w:r>
+    </w:p>
+    <w:bookmarkEnd w:id="43"/>
+    <w:bookmarkStart w:id="47" w:name="X7ff9ff50d2219c9d3bf7c6e44340255d433cf34"/>
     <w:p>
       <w:pPr>
         <w:pStyle w:val="Heading2"/>
@@ -4125,7 +4188,7 @@
         <w:pStyle w:val="FirstParagraph"/>
       </w:pPr>
       <w:r>
-        <w:t xml:space="preserve">Tables 3 and 4 give AUROC and AUPRC at K = 20 for every method; Figure 2 shows AUROC against K. The first row is the detector with no parameters: the mean squared standardised value of the window.</w:t>
+        <w:t xml:space="preserve">Tables 3 and 4 give AUROC and AUPRC at K = 20 for every method; Figure 3 shows AUROC against K. The first row is the detector with no parameters: the mean squared standardised value of the window.</w:t>
       </w:r>
     </w:p>
     <w:p>
@@ -5853,18 +5916,18 @@
           <wp:inline>
             <wp:extent cx="5334000" cy="1189892"/>
             <wp:effectExtent b="0" l="0" r="0" t="0"/>
-            <wp:docPr descr="Figure 2. AUROC against the number of support windows K, mean ± sd over seeds. The curves are flat: K changes AUROC by at most 0.01 for any method on any dataset." title="" id="42" name="Picture"/>
+            <wp:docPr descr="Figure 3. AUROC against the number of support windows K, mean ± sd over seeds. The curves are flat: K changes AUROC by at most 0.01 for any method on any dataset." title="" id="45" name="Picture"/>
             <a:graphic>
               <a:graphicData uri="http://schemas.openxmlformats.org/drawingml/2006/picture">
                 <pic:pic>
                   <pic:nvPicPr>
-                    <pic:cNvPr descr="../figures/obj2/fig_auroc_vs_k.png" id="43" name="Picture"/>
+                    <pic:cNvPr descr="../figures/obj2/fig_auroc_vs_k.png" id="46" name="Picture"/>
                     <pic:cNvPicPr>
                       <a:picLocks noChangeArrowheads="1" noChangeAspect="1"/>
                     </pic:cNvPicPr>
                   </pic:nvPicPr>
                   <pic:blipFill>
-                    <a:blip r:embed="rId41"/>
+                    <a:blip r:embed="rId44"/>
                     <a:stretch>
                       <a:fillRect/>
                     </a:stretch>
@@ -5896,7 +5959,7 @@
         <w:pStyle w:val="ImageCaption"/>
       </w:pPr>
       <w:r>
-        <w:t xml:space="preserve">Figure 2. AUROC against the number of support windows K, mean ± sd over seeds. The curves are flat: K changes AUROC by at most 0.01 for any method on any dataset.</w:t>
+        <w:t xml:space="preserve">Figure 3. AUROC against the number of support windows K, mean ± sd over seeds. The curves are flat: K changes AUROC by at most 0.01 for any method on any dataset.</w:t>
       </w:r>
     </w:p>
     <w:p>
@@ -5907,8 +5970,8 @@
         <w:t xml:space="preserve">The support size does nothing. Between K = 1 and K = 100 the AUROC of every method on every dataset changes by less than 0.012, and the only change above 0.005 is the meta-learned model on SMAP (0.585 to 0.595). This is expected for the methods that do not adapt, whose only dependence on K is the position of the calibration stretch, and it is the first sign that the adapting ones barely adapt.</w:t>
       </w:r>
     </w:p>
-    <w:bookmarkEnd w:id="44"/>
-    <w:bookmarkStart w:id="48" w:name="Xd01368204099e0bfdefaf4aa0c6d9c7171d8f99"/>
+    <w:bookmarkEnd w:id="47"/>
+    <w:bookmarkStart w:id="51" w:name="Xd01368204099e0bfdefaf4aa0c6d9c7171d8f99"/>
     <w:p>
       <w:pPr>
         <w:pStyle w:val="Heading2"/>
@@ -5922,7 +5985,7 @@
         <w:pStyle w:val="FirstParagraph"/>
       </w:pPr>
       <w:r>
-        <w:t xml:space="preserve">Table 5 reports the three adaptation instruments pooled over datasets (per-dataset values are in Figure 3 and the released tables). At the draft setting, ten steps at 0.01, adaptation changes 0.2 % of the meta-model’s parameter norm and 0.1 % of the static model’s, and the rank correlation between scores before and after is 0.95–0.97 for the meta-model and 0.99 for the static one. The matched setting, the inner loop the meta-model was trained for, moves it by 0.5 % and reorders slightly more (ρ = 0.93–0.95). The heavy setting, fifty steps at 0.1, moves it by about 2 % and brings ρ down to 0.87–0.89, which is the only setting under which the evaluation ranking of windows changes in a way a reader would notice; on HAI the heavy setting takes ρ to 0.76 ± 0.13.</w:t>
+        <w:t xml:space="preserve">Table 5 reports the three adaptation instruments pooled over datasets (per-dataset values are in Figure 4 and the released tables). At the draft setting, ten steps at 0.01, adaptation changes 0.2 % of the meta-model’s parameter norm and 0.1 % of the static model’s, and the rank correlation between scores before and after is 0.95–0.97 for the meta-model and 0.99 for the static one. The matched setting, the inner loop the meta-model was trained for, moves it by 0.5 % and reorders slightly more (ρ = 0.93–0.95). The heavy setting, fifty steps at 0.1, moves it by about 2 % and brings ρ down to 0.87–0.89, which is the only setting under which the evaluation ranking of windows changes in a way a reader would notice; on HAI the heavy setting takes ρ to 0.76 ± 0.13.</w:t>
       </w:r>
     </w:p>
     <w:p>
@@ -6857,18 +6920,18 @@
           <wp:inline>
             <wp:extent cx="5334000" cy="1406236"/>
             <wp:effectExtent b="0" l="0" r="0" t="0"/>
-            <wp:docPr descr="Figure 3. The three adaptation instruments per dataset and setting, for the fine-tuned static model (plain bars) and the meta-learned model (hatched). The parameter-change axis is logarithmic." title="" id="46" name="Picture"/>
+            <wp:docPr descr="Figure 4. The three adaptation instruments per dataset and setting, for the fine-tuned static model (plain bars) and the meta-learned model (hatched). The parameter-change axis is logarithmic." title="" id="49" name="Picture"/>
             <a:graphic>
               <a:graphicData uri="http://schemas.openxmlformats.org/drawingml/2006/picture">
                 <pic:pic>
                   <pic:nvPicPr>
-                    <pic:cNvPr descr="../figures/obj2/fig_adaptation_effect.png" id="47" name="Picture"/>
+                    <pic:cNvPr descr="../figures/obj2/fig_adaptation_effect.png" id="50" name="Picture"/>
                     <pic:cNvPicPr>
                       <a:picLocks noChangeArrowheads="1" noChangeAspect="1"/>
                     </pic:cNvPicPr>
                   </pic:nvPicPr>
                   <pic:blipFill>
-                    <a:blip r:embed="rId45"/>
+                    <a:blip r:embed="rId48"/>
                     <a:stretch>
                       <a:fillRect/>
                     </a:stretch>
@@ -6900,7 +6963,7 @@
         <w:pStyle w:val="ImageCaption"/>
       </w:pPr>
       <w:r>
-        <w:t xml:space="preserve">Figure 3. The three adaptation instruments per dataset and setting, for the fine-tuned static model (plain bars) and the meta-learned model (hatched). The parameter-change axis is logarithmic.</w:t>
+        <w:t xml:space="preserve">Figure 4. The three adaptation instruments per dataset and setting, for the fine-tuned static model (plain bars) and the meta-learned model (hatched). The parameter-change axis is logarithmic.</w:t>
       </w:r>
     </w:p>
     <w:p>
@@ -6936,8 +6999,8 @@
         <w:t xml:space="preserve">The broken-loop model and the Scratch model show what adaptation does to a network that has never been trained. At the matched setting their parameters move by 0.3–0.4 % and their scores keep ρ = 1.000 with their own un-adapted scores, which are the magnitude reference; at the heavy setting they move by 2.5–4 %, more than any trained model, and still keep ρ ≥ 0.96. Five to fifty gradient steps on at most a hundred windows do not make a detector out of a random network, and they do not make a different detector out of a trained one.</w:t>
       </w:r>
     </w:p>
-    <w:bookmarkEnd w:id="48"/>
-    <w:bookmarkStart w:id="49" w:name="Xbffc386d5ad409b405c2eee8ed265eb03a344df"/>
+    <w:bookmarkEnd w:id="51"/>
+    <w:bookmarkStart w:id="52" w:name="Xbffc386d5ad409b405c2eee8ed265eb03a344df"/>
     <w:p>
       <w:pPr>
         <w:pStyle w:val="Heading2"/>
@@ -8951,8 +9014,8 @@
         <w:t xml:space="preserve">The oracle column is the number most papers report. Read on its own it would say that the autoencoders are good detectors on SWaT (0.755) and usable on HAI (0.44–0.46); read beside the deployed column it says that a plant operator who set the threshold without labels would see 0.56 and 0.20, and on WADI would switch the detector off within an hour. The ranking of methods is also not the same in the two columns: Isolation Forest has the best deployed F1 on WADI by a wide margin (0.226, because it alarms on 23 % of the stream rather than 60 %) while its oracle F1 is level with the magnitude reference.</w:t>
       </w:r>
     </w:p>
-    <w:bookmarkEnd w:id="49"/>
-    <w:bookmarkStart w:id="53" w:name="Xc7504dfdf6526a8e826968c5f4c7d91d3c27878"/>
+    <w:bookmarkEnd w:id="52"/>
+    <w:bookmarkStart w:id="56" w:name="Xc7504dfdf6526a8e826968c5f4c7d91d3c27878"/>
     <w:p>
       <w:pPr>
         <w:pStyle w:val="Heading2"/>
@@ -8966,7 +9029,7 @@
         <w:pStyle w:val="FirstParagraph"/>
       </w:pPr>
       <w:r>
-        <w:t xml:space="preserve">Table 7 gives the six transfer directions at K = 20 and K = 100 (Figure 4 maps the K = 20 values). The target decides everything. With SWaT as target every model in the shared 32-component space, including the random network, is between 0.824 and 0.838, and the model trained on SWaT itself is at 0.835: in that space SWaT’s attacks are detected by magnitude, as they were in the native space, and there is nothing for transfer to transfer. With WADI as target every model, including the one trained on WADI, is between 0.47 and 0.55: the 32 components keep 91 % of WADI’s normal-operation variance but not the part of it that separates attacks, and no source helps. With HAI as target the two source-trained models reach 0.87 from either SWaT or WADI, against 0.895 for the target-trained model and 0.78 for the random network; this is the one direction in which pre-training on another plant carries over something that K target windows cannot supply.</w:t>
+        <w:t xml:space="preserve">Table 7 gives the six transfer directions at K = 20 and K = 100 (Figure 5 maps the K = 20 values). The target decides everything. With SWaT as target every model in the shared 32-component space, including the random network, is between 0.824 and 0.838, and the model trained on SWaT itself is at 0.835: in that space SWaT’s attacks are detected by magnitude, as they were in the native space, and there is nothing for transfer to transfer. With WADI as target every model, including the one trained on WADI, is between 0.47 and 0.55: the 32 components keep 91 % of WADI’s normal-operation variance but not the part of it that separates attacks, and no source helps. With HAI as target the two source-trained models reach 0.87 from either SWaT or WADI, against 0.895 for the target-trained model and 0.78 for the random network; this is the one direction in which pre-training on another plant carries over something that K target windows cannot supply.</w:t>
       </w:r>
     </w:p>
     <w:p>
@@ -9788,18 +9851,18 @@
           <wp:inline>
             <wp:extent cx="5334000" cy="1591663"/>
             <wp:effectExtent b="0" l="0" r="0" t="0"/>
-            <wp:docPr descr="Figure 4. Cross-plant transfer at K = 20: AUROC on the target plant for the adapted static source model, the adapted meta-model and the model trained on the target." title="" id="51" name="Picture"/>
+            <wp:docPr descr="Figure 5. Cross-plant transfer at K = 20: AUROC on the target plant for the adapted static source model, the adapted meta-model and the model trained on the target." title="" id="54" name="Picture"/>
             <a:graphic>
               <a:graphicData uri="http://schemas.openxmlformats.org/drawingml/2006/picture">
                 <pic:pic>
                   <pic:nvPicPr>
-                    <pic:cNvPr descr="../figures/obj2/fig_transfer.png" id="52" name="Picture"/>
+                    <pic:cNvPr descr="../figures/obj2/fig_transfer.png" id="55" name="Picture"/>
                     <pic:cNvPicPr>
                       <a:picLocks noChangeArrowheads="1" noChangeAspect="1"/>
                     </pic:cNvPicPr>
                   </pic:nvPicPr>
                   <pic:blipFill>
-                    <a:blip r:embed="rId50"/>
+                    <a:blip r:embed="rId53"/>
                     <a:stretch>
                       <a:fillRect/>
                     </a:stretch>
@@ -9831,11 +9894,11 @@
         <w:pStyle w:val="ImageCaption"/>
       </w:pPr>
       <w:r>
-        <w:t xml:space="preserve">Figure 4. Cross-plant transfer at K = 20: AUROC on the target plant for the adapted static source model, the adapted meta-model and the model trained on the target.</w:t>
-      </w:r>
-    </w:p>
-    <w:bookmarkEnd w:id="53"/>
-    <w:bookmarkStart w:id="57" w:name="X88c380696743a64300610532524474724754074"/>
+        <w:t xml:space="preserve">Figure 5. Cross-plant transfer at K = 20: AUROC on the target plant for the adapted static source model, the adapted meta-model and the model trained on the target.</w:t>
+      </w:r>
+    </w:p>
+    <w:bookmarkEnd w:id="56"/>
+    <w:bookmarkStart w:id="60" w:name="X88c380696743a64300610532524474724754074"/>
     <w:p>
       <w:pPr>
         <w:pStyle w:val="Heading2"/>
@@ -9849,7 +9912,7 @@
         <w:pStyle w:val="FirstParagraph"/>
       </w:pPr>
       <w:r>
-        <w:t xml:space="preserve">The explanation we offered in our own earlier draft for a weak meta-learning result was that a single plant does not supply enough distinct tasks. The per-stream diversity scores let that be tested. The silhouette of the regime clustering is 0.18 on WADI, 0.23 on HAI, 0.31 on SWaT, 0.39 on average over MSL channels and 0.66 on average over SMAP channels; the gain of the matched meta-model over the static model on the same streams is +0.008, −0.056, −0.009, −0.003 and +0.005. Across the 120 (channel, seed) cells of the two telemetry sets, where the diversity score and the gain are both per channel, the Spearman correlation is −0.20 (p = 0.029): if anything, the more distinct the regimes in a channel, the less the meta-learned model gains (Figure 5). The hypothesis is not supported by these data, and the direction of the weak effect is the opposite of the one it predicts.</w:t>
+        <w:t xml:space="preserve">The explanation we offered in our own earlier draft for a weak meta-learning result was that a single plant does not supply enough distinct tasks. The per-stream diversity scores let that be tested. The silhouette of the regime clustering is 0.18 on WADI, 0.23 on HAI, 0.31 on SWaT, 0.39 on average over MSL channels and 0.66 on average over SMAP channels; the gain of the matched meta-model over the static model on the same streams is +0.008, −0.056, −0.009, −0.003 and +0.005. Across the 120 (channel, seed) cells of the two telemetry sets, where the diversity score and the gain are both per channel, the Spearman correlation is −0.20 (p = 0.029): if anything, the more distinct the regimes in a channel, the less the meta-learned model gains (Figure 6). The hypothesis is not supported by these data, and the direction of the weak effect is the opposite of the one it predicts.</w:t>
       </w:r>
     </w:p>
     <w:p>
@@ -9861,18 +9924,18 @@
           <wp:inline>
             <wp:extent cx="3859778" cy="2756984"/>
             <wp:effectExtent b="0" l="0" r="0" t="0"/>
-            <wp:docPr descr="Figure 5. Gain of the matched meta-model over the static model per held-out stream against the stream’s task-diversity score. SMAP and MSL points are channels; the testbeds contribute one point per seed." title="" id="55" name="Picture"/>
+            <wp:docPr descr="Figure 6. Gain of the matched meta-model over the static model per held-out stream against the stream’s task-diversity score. SMAP and MSL points are channels; the testbeds contribute one point per seed." title="" id="58" name="Picture"/>
             <a:graphic>
               <a:graphicData uri="http://schemas.openxmlformats.org/drawingml/2006/picture">
                 <pic:pic>
                   <pic:nvPicPr>
-                    <pic:cNvPr descr="../figures/obj2/fig_diversity_gain.png" id="56" name="Picture"/>
+                    <pic:cNvPr descr="../figures/obj2/fig_diversity_gain.png" id="59" name="Picture"/>
                     <pic:cNvPicPr>
                       <a:picLocks noChangeArrowheads="1" noChangeAspect="1"/>
                     </pic:cNvPicPr>
                   </pic:nvPicPr>
                   <pic:blipFill>
-                    <a:blip r:embed="rId54"/>
+                    <a:blip r:embed="rId57"/>
                     <a:stretch>
                       <a:fillRect/>
                     </a:stretch>
@@ -9904,11 +9967,11 @@
         <w:pStyle w:val="ImageCaption"/>
       </w:pPr>
       <w:r>
-        <w:t xml:space="preserve">Figure 5. Gain of the matched meta-model over the static model per held-out stream against the stream’s task-diversity score. SMAP and MSL points are channels; the testbeds contribute one point per seed.</w:t>
-      </w:r>
-    </w:p>
-    <w:bookmarkEnd w:id="57"/>
-    <w:bookmarkStart w:id="58" w:name="longer-meta-training"/>
+        <w:t xml:space="preserve">Figure 6. Gain of the matched meta-model over the static model per held-out stream against the stream’s task-diversity score. SMAP and MSL points are channels; the testbeds contribute one point per seed.</w:t>
+      </w:r>
+    </w:p>
+    <w:bookmarkEnd w:id="60"/>
+    <w:bookmarkStart w:id="61" w:name="longer-meta-training"/>
     <w:p>
       <w:pPr>
         <w:pStyle w:val="Heading2"/>
@@ -9925,9 +9988,9 @@
         <w:t xml:space="preserve">Table 2 left open whether 600 outer steps had simply stopped the meta-learner short. We therefore repeated the three testbeds with 3,000 outer steps for seeds 0 and 1, everything else unchanged, and compared with the same seeds of the main run. Five times the meta-training lowered the best post-adaptation validation loss from 0.46 to 0.33 on SWaT, 0.71 to 0.58 on WADI and 0.60 to 0.42 on HAI, so the meta-model was indeed still improving as a reconstructor; it remained 1.3 (HAI) to 2.7 (SWaT, WADI) times the static model’s validation loss. Detection did not follow. The AUROC of the matched meta-model moved from 0.855 to 0.862 on SWaT, 0.597 to 0.593 on WADI and 0.873 to 0.864 on HAI, against 0.865, 0.581 and 0.898 for the static model on the same seeds; the un-adapted meta-model moved by 0.002 to 0.007. The adaptation instruments were unchanged to the second decimal (relative parameter change 0.005–0.007 at the matched setting, rank correlation 0.90–1.00). Longer meta-training makes a better-reconstructing meta-model and the same detector.</w:t>
       </w:r>
     </w:p>
-    <w:bookmarkEnd w:id="58"/>
-    <w:bookmarkEnd w:id="59"/>
-    <w:bookmarkStart w:id="64" w:name="discussion"/>
+    <w:bookmarkEnd w:id="61"/>
+    <w:bookmarkEnd w:id="62"/>
+    <w:bookmarkStart w:id="67" w:name="discussion"/>
     <w:p>
       <w:pPr>
         <w:pStyle w:val="Heading1"/>
@@ -9936,7 +9999,7 @@
         <w:t xml:space="preserve">6 Discussion</w:t>
       </w:r>
     </w:p>
-    <w:bookmarkStart w:id="60" w:name="what-the-three-questions-came-to"/>
+    <w:bookmarkStart w:id="63" w:name="what-the-three-questions-came-to"/>
     <w:p>
       <w:pPr>
         <w:pStyle w:val="Heading2"/>
@@ -10004,8 +10067,8 @@
         <w:t xml:space="preserve">argued that the standard benchmarks are solved by trivial detectors; our numbers are a concrete instance, with the trivial detector named and the margin measured, on the two testbeds that industrial meta-learning papers most often use.</w:t>
       </w:r>
     </w:p>
-    <w:bookmarkEnd w:id="60"/>
-    <w:bookmarkStart w:id="61" w:name="X821a477c2866f6cf1321cdc2bace32b6cc45889"/>
+    <w:bookmarkEnd w:id="63"/>
+    <w:bookmarkStart w:id="64" w:name="X821a477c2866f6cf1321cdc2bace32b6cc45889"/>
     <w:p>
       <w:pPr>
         <w:pStyle w:val="Heading2"/>
@@ -10022,8 +10085,8 @@
         <w:t xml:space="preserve">It is tempting, when a meta-learner fails to help, to say that the tasks were too alike for meta-learning to have anything to learn across. We said it ourselves. The per-channel diversity scores over 120 telemetry cells do not support it: the correlation between the silhouette of a channel’s regimes and the meta-model’s gain over the static model is weakly negative. A more likely account is in Section 5.1: the meta-objective is the post-adaptation reconstruction loss on a held-out regime, and after 600 outer steps that loss is still far above what plain training on the pooled windows reaches, so the meta-model is a worse reconstructor that adaptation cannot repair in five steps. Section 5.7 showed that five times the meta-training narrows that gap without changing the detector, which points at the detector’s dependence on window magnitude (Section 5.2) rather than at the amount of training. Either way, a diversity argument should come with a diversity measurement and a sample size, and when it does, in this case it fails.</w:t>
       </w:r>
     </w:p>
-    <w:bookmarkEnd w:id="61"/>
-    <w:bookmarkStart w:id="62" w:name="Xec961690c34b445a274e81ca6b2803e5945be2f"/>
+    <w:bookmarkEnd w:id="64"/>
+    <w:bookmarkStart w:id="65" w:name="Xec961690c34b445a274e81ca6b2803e5945be2f"/>
     <w:p>
       <w:pPr>
         <w:pStyle w:val="Heading2"/>
@@ -10142,8 +10205,8 @@
         <w:t xml:space="preserve">have asked for across machine learning, these would have changed the conclusions of our own earlier draft and, we suspect, of some published ones.</w:t>
       </w:r>
     </w:p>
-    <w:bookmarkEnd w:id="62"/>
-    <w:bookmarkStart w:id="63" w:name="limitations"/>
+    <w:bookmarkEnd w:id="65"/>
+    <w:bookmarkStart w:id="66" w:name="limitations"/>
     <w:p>
       <w:pPr>
         <w:pStyle w:val="Heading2"/>
@@ -10160,9 +10223,9 @@
         <w:t xml:space="preserve">The detector is one architecture at one size, and the meta-learner is one first-order variant with fixed inner learning rates; MAML++ or Meta-SGD learn those rates and might adapt more, though they would meet the same ceiling from the magnitude reference. Meta-training was limited to 600 outer steps in the main study and 3,000 in Section 5.7, on CPU; the five-fold longer run changed the validation loss and not the detector, but a still longer run or a larger meta-batch has not been tried. The regime tasks come from one clustering method with one window summary; a different task construction could give the meta-learner different things to learn across, which is exactly the experiment the diversity instrument makes possible. The transfer bridge is a linear projection fitted on normal data, and the WADI result in particular shows that the bridge can destroy what the target’s attacks look like; a learned bridge might behave differently. The two testbeds contribute one attack recording each, so their numbers rest on five seeds of model training over the same stream, and their paired tests have 20 cells; the telemetry sets and HAI carry the statistical weight. Everything here is offline: the model is adapted once and scored on a fixed stream. Whether a detector that adapts repeatedly as a stream drifts needs meta-learning is a separate question with a separate protocol, and nothing in this paper settles it.</w:t>
       </w:r>
     </w:p>
-    <w:bookmarkEnd w:id="63"/>
-    <w:bookmarkEnd w:id="64"/>
-    <w:bookmarkStart w:id="65" w:name="conclusion"/>
+    <w:bookmarkEnd w:id="66"/>
+    <w:bookmarkEnd w:id="67"/>
+    <w:bookmarkStart w:id="68" w:name="conclusion"/>
     <w:p>
       <w:pPr>
         <w:pStyle w:val="Heading1"/>
@@ -10179,8 +10242,8 @@
         <w:t xml:space="preserve">We asked whether a meta-learned LSTM autoencoder for few-shot anomaly detection trains, adapts and detects, and we measured each rather than inferring it from a score table. It trains, once a one-line gradient-path fault is fixed, and a control that leaves the fault in shows that the fault is invisible to every quantity usually reported except the size of the meta-update. It barely adapts: K-shot adaptation at the settings in use moves the network by less than one per cent and leaves the anomaly ranking essentially unchanged on all five benchmarks, with one dataset on which adaptation repairs a poor initialisation to the level of a static model. And it does not detect better than a static autoencoder within a plant or across plants, while on four of five benchmarks neither of them detects better than the squared magnitude of the standardised window. The deployed threshold, set without labels, costs 0.06–0.25 F1 against the oracle, which on four of the five benchmarks is more than any modelling choice in the study. We release the loaders, the meta-learner with its control, the runner and every table, and we propose that reports of meta-learned detectors include the five measurements that made these conclusions possible.</w:t>
       </w:r>
     </w:p>
-    <w:bookmarkEnd w:id="65"/>
-    <w:bookmarkStart w:id="66" w:name="data-and-code-availability"/>
+    <w:bookmarkEnd w:id="68"/>
+    <w:bookmarkStart w:id="69" w:name="data-and-code-availability"/>
     <w:p>
       <w:pPr>
         <w:pStyle w:val="Heading1"/>
@@ -10197,8 +10260,8 @@
         <w:t xml:space="preserve">HAI 21.03, SMAP and MSL are public. SWaT and WADI are available from iTrust on request under their data-use agreement and are not part of our release. The code (loaders, the LSTM autoencoder, the first-order MAML implementation with the broken-pattern control, the regime construction, the runner and the table and figure scripts) and every result table are available at the repository named in the submission.</w:t>
       </w:r>
     </w:p>
-    <w:bookmarkEnd w:id="66"/>
-    <w:bookmarkStart w:id="67" w:name="declaration"/>
+    <w:bookmarkEnd w:id="69"/>
+    <w:bookmarkStart w:id="70" w:name="declaration"/>
     <w:p>
       <w:pPr>
         <w:pStyle w:val="Heading1"/>
@@ -10215,8 +10278,8 @@
         <w:t xml:space="preserve">The authors have no competing interests to declare. The work received no external funding.</w:t>
       </w:r>
     </w:p>
-    <w:bookmarkEnd w:id="67"/>
-    <w:bookmarkStart w:id="130" w:name="references"/>
+    <w:bookmarkEnd w:id="70"/>
+    <w:bookmarkStart w:id="133" w:name="references"/>
     <w:p>
       <w:pPr>
         <w:pStyle w:val="Heading1"/>
@@ -10225,8 +10288,8 @@
         <w:t xml:space="preserve">References</w:t>
       </w:r>
     </w:p>
-    <w:bookmarkStart w:id="129" w:name="refs"/>
-    <w:bookmarkStart w:id="68" w:name="ref-finn2017maml"/>
+    <w:bookmarkStart w:id="132" w:name="refs"/>
+    <w:bookmarkStart w:id="71" w:name="ref-finn2017maml"/>
     <w:p>
       <w:pPr>
         <w:pStyle w:val="Bibliography"/>
@@ -10269,8 +10332,8 @@
         <w:t xml:space="preserve">, in PMLR, vol. 70. 2017, pp. 1126–1135.</w:t>
       </w:r>
     </w:p>
-    <w:bookmarkEnd w:id="68"/>
-    <w:bookmarkStart w:id="70" w:name="ref-moon2023mavae"/>
+    <w:bookmarkEnd w:id="71"/>
+    <w:bookmarkStart w:id="73" w:name="ref-moon2023mavae"/>
     <w:p>
       <w:pPr>
         <w:pStyle w:val="Bibliography"/>
@@ -10309,7 +10372,7 @@
       <w:r>
         <w:t xml:space="preserve"> </w:t>
       </w:r>
-      <w:hyperlink r:id="rId69">
+      <w:hyperlink r:id="rId72">
         <w:r>
           <w:rPr>
             <w:rStyle w:val="Hyperlink"/>
@@ -10321,8 +10384,8 @@
         <w:t xml:space="preserve">.</w:t>
       </w:r>
     </w:p>
-    <w:bookmarkEnd w:id="70"/>
-    <w:bookmarkStart w:id="72" w:name="ref-yan2024fewshot"/>
+    <w:bookmarkEnd w:id="73"/>
+    <w:bookmarkStart w:id="75" w:name="ref-yan2024fewshot"/>
     <w:p>
       <w:pPr>
         <w:pStyle w:val="Bibliography"/>
@@ -10370,7 +10433,7 @@
       <w:r>
         <w:t xml:space="preserve"> </w:t>
       </w:r>
-      <w:hyperlink r:id="rId71">
+      <w:hyperlink r:id="rId74">
         <w:r>
           <w:rPr>
             <w:rStyle w:val="Hyperlink"/>
@@ -10382,8 +10445,8 @@
         <w:t xml:space="preserve">.</w:t>
       </w:r>
     </w:p>
-    <w:bookmarkEnd w:id="72"/>
-    <w:bookmarkStart w:id="73" w:name="ref-feng2024metauad"/>
+    <w:bookmarkEnd w:id="75"/>
+    <w:bookmarkStart w:id="76" w:name="ref-feng2024metauad"/>
     <w:p>
       <w:pPr>
         <w:pStyle w:val="Bibliography"/>
@@ -10419,8 +10482,8 @@
         <w:t xml:space="preserve">2024.</w:t>
       </w:r>
     </w:p>
-    <w:bookmarkEnd w:id="73"/>
-    <w:bookmarkStart w:id="74" w:name="ref-tian2024omlog"/>
+    <w:bookmarkEnd w:id="76"/>
+    <w:bookmarkStart w:id="77" w:name="ref-tian2024omlog"/>
     <w:p>
       <w:pPr>
         <w:pStyle w:val="Bibliography"/>
@@ -10456,8 +10519,8 @@
         <w:t xml:space="preserve">2024.</w:t>
       </w:r>
     </w:p>
-    <w:bookmarkEnd w:id="74"/>
-    <w:bookmarkStart w:id="76" w:name="ref-zhang2018tfbugs"/>
+    <w:bookmarkEnd w:id="77"/>
+    <w:bookmarkStart w:id="79" w:name="ref-zhang2018tfbugs"/>
     <w:p>
       <w:pPr>
         <w:pStyle w:val="Bibliography"/>
@@ -10514,7 +10577,7 @@
       <w:r>
         <w:t xml:space="preserve"> </w:t>
       </w:r>
-      <w:hyperlink r:id="rId75">
+      <w:hyperlink r:id="rId78">
         <w:r>
           <w:rPr>
             <w:rStyle w:val="Hyperlink"/>
@@ -10526,8 +10589,8 @@
         <w:t xml:space="preserve">.</w:t>
       </w:r>
     </w:p>
-    <w:bookmarkEnd w:id="76"/>
-    <w:bookmarkStart w:id="78" w:name="ref-humbatova2020faults"/>
+    <w:bookmarkEnd w:id="79"/>
+    <w:bookmarkStart w:id="81" w:name="ref-humbatova2020faults"/>
     <w:p>
       <w:pPr>
         <w:pStyle w:val="Bibliography"/>
@@ -10572,7 +10635,7 @@
       <w:r>
         <w:t xml:space="preserve"> </w:t>
       </w:r>
-      <w:hyperlink r:id="rId77">
+      <w:hyperlink r:id="rId80">
         <w:r>
           <w:rPr>
             <w:rStyle w:val="Hyperlink"/>
@@ -10584,8 +10647,8 @@
         <w:t xml:space="preserve">.</w:t>
       </w:r>
     </w:p>
-    <w:bookmarkEnd w:id="78"/>
-    <w:bookmarkStart w:id="79" w:name="ref-raghu2020anil"/>
+    <w:bookmarkEnd w:id="81"/>
+    <w:bookmarkStart w:id="82" w:name="ref-raghu2020anil"/>
     <w:p>
       <w:pPr>
         <w:pStyle w:val="Bibliography"/>
@@ -10646,8 +10709,8 @@
         <w:t xml:space="preserve">, 2020.</w:t>
       </w:r>
     </w:p>
-    <w:bookmarkEnd w:id="79"/>
-    <w:bookmarkStart w:id="80" w:name="ref-malhotra2016lstmed"/>
+    <w:bookmarkEnd w:id="82"/>
+    <w:bookmarkStart w:id="83" w:name="ref-malhotra2016lstmed"/>
     <w:p>
       <w:pPr>
         <w:pStyle w:val="Bibliography"/>
@@ -10690,8 +10753,8 @@
         <w:t xml:space="preserve">, 2016.</w:t>
       </w:r>
     </w:p>
-    <w:bookmarkEnd w:id="80"/>
-    <w:bookmarkStart w:id="81" w:name="ref-nichol2018fomaml"/>
+    <w:bookmarkEnd w:id="83"/>
+    <w:bookmarkStart w:id="84" w:name="ref-nichol2018fomaml"/>
     <w:p>
       <w:pPr>
         <w:pStyle w:val="Bibliography"/>
@@ -10721,8 +10784,8 @@
         <w:t xml:space="preserve">2018.</w:t>
       </w:r>
     </w:p>
-    <w:bookmarkEnd w:id="81"/>
-    <w:bookmarkStart w:id="83" w:name="ref-sakurada2014ae"/>
+    <w:bookmarkEnd w:id="84"/>
+    <w:bookmarkStart w:id="86" w:name="ref-sakurada2014ae"/>
     <w:p>
       <w:pPr>
         <w:pStyle w:val="Bibliography"/>
@@ -10767,7 +10830,7 @@
       <w:r>
         <w:t xml:space="preserve"> </w:t>
       </w:r>
-      <w:hyperlink r:id="rId82">
+      <w:hyperlink r:id="rId85">
         <w:r>
           <w:rPr>
             <w:rStyle w:val="Hyperlink"/>
@@ -10779,8 +10842,8 @@
         <w:t xml:space="preserve">.</w:t>
       </w:r>
     </w:p>
-    <w:bookmarkEnd w:id="83"/>
-    <w:bookmarkStart w:id="85" w:name="ref-su2019omnianomaly"/>
+    <w:bookmarkEnd w:id="86"/>
+    <w:bookmarkStart w:id="88" w:name="ref-su2019omnianomaly"/>
     <w:p>
       <w:pPr>
         <w:pStyle w:val="Bibliography"/>
@@ -10825,7 +10888,7 @@
       <w:r>
         <w:t xml:space="preserve"> </w:t>
       </w:r>
-      <w:hyperlink r:id="rId84">
+      <w:hyperlink r:id="rId87">
         <w:r>
           <w:rPr>
             <w:rStyle w:val="Hyperlink"/>
@@ -10837,8 +10900,8 @@
         <w:t xml:space="preserve">.</w:t>
       </w:r>
     </w:p>
-    <w:bookmarkEnd w:id="85"/>
-    <w:bookmarkStart w:id="87" w:name="ref-audibert2020usad"/>
+    <w:bookmarkEnd w:id="88"/>
+    <w:bookmarkStart w:id="90" w:name="ref-audibert2020usad"/>
     <w:p>
       <w:pPr>
         <w:pStyle w:val="Bibliography"/>
@@ -10889,7 +10952,7 @@
       <w:r>
         <w:t xml:space="preserve"> </w:t>
       </w:r>
-      <w:hyperlink r:id="rId86">
+      <w:hyperlink r:id="rId89">
         <w:r>
           <w:rPr>
             <w:rStyle w:val="Hyperlink"/>
@@ -10901,8 +10964,8 @@
         <w:t xml:space="preserve">.</w:t>
       </w:r>
     </w:p>
-    <w:bookmarkEnd w:id="87"/>
-    <w:bookmarkStart w:id="89" w:name="ref-deng2021gdn"/>
+    <w:bookmarkEnd w:id="90"/>
+    <w:bookmarkStart w:id="92" w:name="ref-deng2021gdn"/>
     <w:p>
       <w:pPr>
         <w:pStyle w:val="Bibliography"/>
@@ -10947,7 +11010,7 @@
       <w:r>
         <w:t xml:space="preserve"> </w:t>
       </w:r>
-      <w:hyperlink r:id="rId88">
+      <w:hyperlink r:id="rId91">
         <w:r>
           <w:rPr>
             <w:rStyle w:val="Hyperlink"/>
@@ -10959,8 +11022,8 @@
         <w:t xml:space="preserve">.</w:t>
       </w:r>
     </w:p>
-    <w:bookmarkEnd w:id="89"/>
-    <w:bookmarkStart w:id="91" w:name="ref-darban2024survey"/>
+    <w:bookmarkEnd w:id="92"/>
+    <w:bookmarkStart w:id="94" w:name="ref-darban2024survey"/>
     <w:p>
       <w:pPr>
         <w:pStyle w:val="Bibliography"/>
@@ -10999,7 +11062,7 @@
       <w:r>
         <w:t xml:space="preserve"> </w:t>
       </w:r>
-      <w:hyperlink r:id="rId90">
+      <w:hyperlink r:id="rId93">
         <w:r>
           <w:rPr>
             <w:rStyle w:val="Hyperlink"/>
@@ -11011,8 +11074,8 @@
         <w:t xml:space="preserve">.</w:t>
       </w:r>
     </w:p>
-    <w:bookmarkEnd w:id="91"/>
-    <w:bookmarkStart w:id="93" w:name="ref-blazquez2021review"/>
+    <w:bookmarkEnd w:id="94"/>
+    <w:bookmarkStart w:id="96" w:name="ref-blazquez2021review"/>
     <w:p>
       <w:pPr>
         <w:pStyle w:val="Bibliography"/>
@@ -11051,7 +11114,7 @@
       <w:r>
         <w:t xml:space="preserve"> </w:t>
       </w:r>
-      <w:hyperlink r:id="rId92">
+      <w:hyperlink r:id="rId95">
         <w:r>
           <w:rPr>
             <w:rStyle w:val="Hyperlink"/>
@@ -11063,8 +11126,8 @@
         <w:t xml:space="preserve">.</w:t>
       </w:r>
     </w:p>
-    <w:bookmarkEnd w:id="93"/>
-    <w:bookmarkStart w:id="95" w:name="ref-ruff2021unifying"/>
+    <w:bookmarkEnd w:id="96"/>
+    <w:bookmarkStart w:id="98" w:name="ref-ruff2021unifying"/>
     <w:p>
       <w:pPr>
         <w:pStyle w:val="Bibliography"/>
@@ -11116,7 +11179,7 @@
       <w:r>
         <w:t xml:space="preserve"> </w:t>
       </w:r>
-      <w:hyperlink r:id="rId94">
+      <w:hyperlink r:id="rId97">
         <w:r>
           <w:rPr>
             <w:rStyle w:val="Hyperlink"/>
@@ -11128,8 +11191,8 @@
         <w:t xml:space="preserve">.</w:t>
       </w:r>
     </w:p>
-    <w:bookmarkEnd w:id="95"/>
-    <w:bookmarkStart w:id="97" w:name="ref-kim2022rigorous"/>
+    <w:bookmarkEnd w:id="98"/>
+    <w:bookmarkStart w:id="100" w:name="ref-kim2022rigorous"/>
     <w:p>
       <w:pPr>
         <w:pStyle w:val="Bibliography"/>
@@ -11174,7 +11237,7 @@
       <w:r>
         <w:t xml:space="preserve"> </w:t>
       </w:r>
-      <w:hyperlink r:id="rId96">
+      <w:hyperlink r:id="rId99">
         <w:r>
           <w:rPr>
             <w:rStyle w:val="Hyperlink"/>
@@ -11186,8 +11249,8 @@
         <w:t xml:space="preserve">.</w:t>
       </w:r>
     </w:p>
-    <w:bookmarkEnd w:id="97"/>
-    <w:bookmarkStart w:id="99" w:name="ref-garg2022evaluation"/>
+    <w:bookmarkEnd w:id="100"/>
+    <w:bookmarkStart w:id="102" w:name="ref-garg2022evaluation"/>
     <w:p>
       <w:pPr>
         <w:pStyle w:val="Bibliography"/>
@@ -11226,7 +11289,7 @@
       <w:r>
         <w:t xml:space="preserve"> </w:t>
       </w:r>
-      <w:hyperlink r:id="rId98">
+      <w:hyperlink r:id="rId101">
         <w:r>
           <w:rPr>
             <w:rStyle w:val="Hyperlink"/>
@@ -11238,8 +11301,8 @@
         <w:t xml:space="preserve">.</w:t>
       </w:r>
     </w:p>
-    <w:bookmarkEnd w:id="99"/>
-    <w:bookmarkStart w:id="101" w:name="ref-wu2023flawed"/>
+    <w:bookmarkEnd w:id="102"/>
+    <w:bookmarkStart w:id="104" w:name="ref-wu2023flawed"/>
     <w:p>
       <w:pPr>
         <w:pStyle w:val="Bibliography"/>
@@ -11278,7 +11341,7 @@
       <w:r>
         <w:t xml:space="preserve"> </w:t>
       </w:r>
-      <w:hyperlink r:id="rId100">
+      <w:hyperlink r:id="rId103">
         <w:r>
           <w:rPr>
             <w:rStyle w:val="Hyperlink"/>
@@ -11290,8 +11353,8 @@
         <w:t xml:space="preserve">.</w:t>
       </w:r>
     </w:p>
-    <w:bookmarkEnd w:id="101"/>
-    <w:bookmarkStart w:id="102" w:name="ref-siffer2017pot"/>
+    <w:bookmarkEnd w:id="104"/>
+    <w:bookmarkStart w:id="105" w:name="ref-siffer2017pot"/>
     <w:p>
       <w:pPr>
         <w:pStyle w:val="Bibliography"/>
@@ -11334,8 +11397,8 @@
         <w:t xml:space="preserve">, 2017, pp. 1067–1075.</w:t>
       </w:r>
     </w:p>
-    <w:bookmarkEnd w:id="102"/>
-    <w:bookmarkStart w:id="103" w:name="ref-antoniou2019mamlpp"/>
+    <w:bookmarkEnd w:id="105"/>
+    <w:bookmarkStart w:id="106" w:name="ref-antoniou2019mamlpp"/>
     <w:p>
       <w:pPr>
         <w:pStyle w:val="Bibliography"/>
@@ -11387,8 +11450,8 @@
         <w:t xml:space="preserve">, 2019.</w:t>
       </w:r>
     </w:p>
-    <w:bookmarkEnd w:id="103"/>
-    <w:bookmarkStart w:id="104" w:name="ref-li2017metasgd"/>
+    <w:bookmarkEnd w:id="106"/>
+    <w:bookmarkStart w:id="107" w:name="ref-li2017metasgd"/>
     <w:p>
       <w:pPr>
         <w:pStyle w:val="Bibliography"/>
@@ -11424,8 +11487,8 @@
         <w:t xml:space="preserve">2017.</w:t>
       </w:r>
     </w:p>
-    <w:bookmarkEnd w:id="104"/>
-    <w:bookmarkStart w:id="105" w:name="ref-hospedales2022meta"/>
+    <w:bookmarkEnd w:id="107"/>
+    <w:bookmarkStart w:id="108" w:name="ref-hospedales2022meta"/>
     <w:p>
       <w:pPr>
         <w:pStyle w:val="Bibliography"/>
@@ -11462,8 +11525,8 @@
         <w:t xml:space="preserve">, vol. 44, no. 9, pp. 5149–5169, 2022.</w:t>
       </w:r>
     </w:p>
-    <w:bookmarkEnd w:id="105"/>
-    <w:bookmarkStart w:id="107" w:name="ref-wang2020fewshot"/>
+    <w:bookmarkEnd w:id="108"/>
+    <w:bookmarkStart w:id="110" w:name="ref-wang2020fewshot"/>
     <w:p>
       <w:pPr>
         <w:pStyle w:val="Bibliography"/>
@@ -11502,7 +11565,7 @@
       <w:r>
         <w:t xml:space="preserve"> </w:t>
       </w:r>
-      <w:hyperlink r:id="rId106">
+      <w:hyperlink r:id="rId109">
         <w:r>
           <w:rPr>
             <w:rStyle w:val="Hyperlink"/>
@@ -11514,8 +11577,8 @@
         <w:t xml:space="preserve">.</w:t>
       </w:r>
     </w:p>
-    <w:bookmarkEnd w:id="107"/>
-    <w:bookmarkStart w:id="109" w:name="ref-henderson2018matters"/>
+    <w:bookmarkEnd w:id="110"/>
+    <w:bookmarkStart w:id="112" w:name="ref-henderson2018matters"/>
     <w:p>
       <w:pPr>
         <w:pStyle w:val="Bibliography"/>
@@ -11560,7 +11623,7 @@
       <w:r>
         <w:t xml:space="preserve"> </w:t>
       </w:r>
-      <w:hyperlink r:id="rId108">
+      <w:hyperlink r:id="rId111">
         <w:r>
           <w:rPr>
             <w:rStyle w:val="Hyperlink"/>
@@ -11572,8 +11635,8 @@
         <w:t xml:space="preserve">.</w:t>
       </w:r>
     </w:p>
-    <w:bookmarkEnd w:id="109"/>
-    <w:bookmarkStart w:id="110" w:name="ref-pineau2021reproducibility"/>
+    <w:bookmarkEnd w:id="112"/>
+    <w:bookmarkStart w:id="113" w:name="ref-pineau2021reproducibility"/>
     <w:p>
       <w:pPr>
         <w:pStyle w:val="Bibliography"/>
@@ -11635,8 +11698,8 @@
         <w:t xml:space="preserve">, vol. 22, no. 164, pp. 1–20, 2021.</w:t>
       </w:r>
     </w:p>
-    <w:bookmarkEnd w:id="110"/>
-    <w:bookmarkStart w:id="112" w:name="ref-rousseeuw1987silhouette"/>
+    <w:bookmarkEnd w:id="113"/>
+    <w:bookmarkStart w:id="115" w:name="ref-rousseeuw1987silhouette"/>
     <w:p>
       <w:pPr>
         <w:pStyle w:val="Bibliography"/>
@@ -11675,7 +11738,7 @@
       <w:r>
         <w:t xml:space="preserve"> </w:t>
       </w:r>
-      <w:hyperlink r:id="rId111">
+      <w:hyperlink r:id="rId114">
         <w:r>
           <w:rPr>
             <w:rStyle w:val="Hyperlink"/>
@@ -11687,8 +11750,8 @@
         <w:t xml:space="preserve">.</w:t>
       </w:r>
     </w:p>
-    <w:bookmarkEnd w:id="112"/>
-    <w:bookmarkStart w:id="113" w:name="ref-gama2014drift"/>
+    <w:bookmarkEnd w:id="115"/>
+    <w:bookmarkStart w:id="116" w:name="ref-gama2014drift"/>
     <w:p>
       <w:pPr>
         <w:pStyle w:val="Bibliography"/>
@@ -11725,8 +11788,8 @@
         <w:t xml:space="preserve">, vol. 46, no. 4, pp. 44:1–44:37, 2014.</w:t>
       </w:r>
     </w:p>
-    <w:bookmarkEnd w:id="113"/>
-    <w:bookmarkStart w:id="115" w:name="ref-kermenov2023drift"/>
+    <w:bookmarkEnd w:id="116"/>
+    <w:bookmarkStart w:id="118" w:name="ref-kermenov2023drift"/>
     <w:p>
       <w:pPr>
         <w:pStyle w:val="Bibliography"/>
@@ -11765,7 +11828,7 @@
       <w:r>
         <w:t xml:space="preserve"> </w:t>
       </w:r>
-      <w:hyperlink r:id="rId114">
+      <w:hyperlink r:id="rId117">
         <w:r>
           <w:rPr>
             <w:rStyle w:val="Hyperlink"/>
@@ -11777,8 +11840,8 @@
         <w:t xml:space="preserve">.</w:t>
       </w:r>
     </w:p>
-    <w:bookmarkEnd w:id="115"/>
-    <w:bookmarkStart w:id="117" w:name="ref-hochreiter1997lstm"/>
+    <w:bookmarkEnd w:id="118"/>
+    <w:bookmarkStart w:id="120" w:name="ref-hochreiter1997lstm"/>
     <w:p>
       <w:pPr>
         <w:pStyle w:val="Bibliography"/>
@@ -11817,7 +11880,7 @@
       <w:r>
         <w:t xml:space="preserve"> </w:t>
       </w:r>
-      <w:hyperlink r:id="rId116">
+      <w:hyperlink r:id="rId119">
         <w:r>
           <w:rPr>
             <w:rStyle w:val="Hyperlink"/>
@@ -11829,8 +11892,8 @@
         <w:t xml:space="preserve">.</w:t>
       </w:r>
     </w:p>
-    <w:bookmarkEnd w:id="117"/>
-    <w:bookmarkStart w:id="119" w:name="ref-liu2008iforest"/>
+    <w:bookmarkEnd w:id="120"/>
+    <w:bookmarkStart w:id="122" w:name="ref-liu2008iforest"/>
     <w:p>
       <w:pPr>
         <w:pStyle w:val="Bibliography"/>
@@ -11875,7 +11938,7 @@
       <w:r>
         <w:t xml:space="preserve"> </w:t>
       </w:r>
-      <w:hyperlink r:id="rId118">
+      <w:hyperlink r:id="rId121">
         <w:r>
           <w:rPr>
             <w:rStyle w:val="Hyperlink"/>
@@ -11887,8 +11950,8 @@
         <w:t xml:space="preserve">.</w:t>
       </w:r>
     </w:p>
-    <w:bookmarkEnd w:id="119"/>
-    <w:bookmarkStart w:id="120" w:name="ref-kingma2015adam"/>
+    <w:bookmarkEnd w:id="122"/>
+    <w:bookmarkStart w:id="123" w:name="ref-kingma2015adam"/>
     <w:p>
       <w:pPr>
         <w:pStyle w:val="Bibliography"/>
@@ -11931,8 +11994,8 @@
         <w:t xml:space="preserve">, 2015.</w:t>
       </w:r>
     </w:p>
-    <w:bookmarkEnd w:id="120"/>
-    <w:bookmarkStart w:id="121" w:name="ref-goh2016swat"/>
+    <w:bookmarkEnd w:id="123"/>
+    <w:bookmarkStart w:id="124" w:name="ref-goh2016swat"/>
     <w:p>
       <w:pPr>
         <w:pStyle w:val="Bibliography"/>
@@ -11975,8 +12038,8 @@
         <w:t xml:space="preserve">, in Lecture notes in computer science, vol. 10242. Springer, 2017, pp. 88–99.</w:t>
       </w:r>
     </w:p>
-    <w:bookmarkEnd w:id="121"/>
-    <w:bookmarkStart w:id="122" w:name="ref-ahmed2017wadi"/>
+    <w:bookmarkEnd w:id="124"/>
+    <w:bookmarkStart w:id="125" w:name="ref-ahmed2017wadi"/>
     <w:p>
       <w:pPr>
         <w:pStyle w:val="Bibliography"/>
@@ -12025,8 +12088,8 @@
         <w:t xml:space="preserve">, 2017, pp. 25–28.</w:t>
       </w:r>
     </w:p>
-    <w:bookmarkEnd w:id="122"/>
-    <w:bookmarkStart w:id="123" w:name="ref-shin2021hai"/>
+    <w:bookmarkEnd w:id="125"/>
+    <w:bookmarkStart w:id="126" w:name="ref-shin2021hai"/>
     <w:p>
       <w:pPr>
         <w:pStyle w:val="Bibliography"/>
@@ -12102,8 +12165,8 @@
         <w:t xml:space="preserve">, 2021, pp. 36–40.</w:t>
       </w:r>
     </w:p>
-    <w:bookmarkEnd w:id="123"/>
-    <w:bookmarkStart w:id="124" w:name="ref-shin2020hai"/>
+    <w:bookmarkEnd w:id="126"/>
+    <w:bookmarkStart w:id="127" w:name="ref-shin2020hai"/>
     <w:p>
       <w:pPr>
         <w:pStyle w:val="Bibliography"/>
@@ -12176,8 +12239,8 @@
         <w:t xml:space="preserve">, 2020.</w:t>
       </w:r>
     </w:p>
-    <w:bookmarkEnd w:id="124"/>
-    <w:bookmarkStart w:id="126" w:name="ref-hundman2018smap"/>
+    <w:bookmarkEnd w:id="127"/>
+    <w:bookmarkStart w:id="129" w:name="ref-hundman2018smap"/>
     <w:p>
       <w:pPr>
         <w:pStyle w:val="Bibliography"/>
@@ -12234,7 +12297,7 @@
       <w:r>
         <w:t xml:space="preserve"> </w:t>
       </w:r>
-      <w:hyperlink r:id="rId125">
+      <w:hyperlink r:id="rId128">
         <w:r>
           <w:rPr>
             <w:rStyle w:val="Hyperlink"/>
@@ -12246,8 +12309,8 @@
         <w:t xml:space="preserve">.</w:t>
       </w:r>
     </w:p>
-    <w:bookmarkEnd w:id="126"/>
-    <w:bookmarkStart w:id="128" w:name="ref-jolliffe2016pca"/>
+    <w:bookmarkEnd w:id="129"/>
+    <w:bookmarkStart w:id="131" w:name="ref-jolliffe2016pca"/>
     <w:p>
       <w:pPr>
         <w:pStyle w:val="Bibliography"/>
@@ -12286,7 +12349,7 @@
       <w:r>
         <w:t xml:space="preserve"> </w:t>
       </w:r>
-      <w:hyperlink r:id="rId127">
+      <w:hyperlink r:id="rId130">
         <w:r>
           <w:rPr>
             <w:rStyle w:val="Hyperlink"/>
@@ -12298,9 +12361,9 @@
         <w:t xml:space="preserve">.</w:t>
       </w:r>
     </w:p>
-    <w:bookmarkEnd w:id="128"/>
-    <w:bookmarkEnd w:id="129"/>
-    <w:bookmarkEnd w:id="130"/>
+    <w:bookmarkEnd w:id="131"/>
+    <w:bookmarkEnd w:id="132"/>
+    <w:bookmarkEnd w:id="133"/>
     <w:sectPr/>
   </w:body>
 </w:document>

--- a/paper2/manuscript.docx
+++ b/paper2/manuscript.docx
@@ -300,7 +300,7 @@
         <w:pStyle w:val="FirstParagraph"/>
       </w:pPr>
       <w:r>
-        <w:t xml:space="preserve">Meta-learning is regularly proposed as the way to give an industrial anomaly detector a few-shot start in a new operating regime, and the evidence offered is usually a score table for the adapted model. That table cannot show whether the meta-learner trained, whether the K-shot adaptation changed the model, or how much of the score the model itself contributed. We ran a measurement study that answers those three questions for a plain detector, an LSTM autoencoder trained with first-order MAML on regimes carved from normal operation, on five public benchmarks (the SWaT, WADI and HAI 21.03 testbeds and the SMAP and MSL telemetry sets), with five seeds, support sizes from 1 to 100 windows, within-plant and cross-plant evaluation, strictly point-wise metrics, a threshold set without labels, and paired tests on every (seed, stream, K) cell of 11,180 result rows. Four instruments were added to the usual protocol: the norm of the meta-update per outer step, with a control that reproduces a common gradient-path fault in first-order MAML code that silently leaves the meta-model at its initialisation; the relative parameter change and the rank correlation of anomaly scores before and after adaptation, at three adaptation strengths; a parameter-free reference, the squared magnitude of the standardised window; and a per-stream task-diversity score. The corrected meta-learner trains, and the broken one leaves a signature only in the update norm, which was exactly zero in all 25 control runs while its loss curve looked ordinary. K-shot adaptation moved the autoencoder by 0.1–0.6 % of its parameter norm at the settings in use and left the ranking of windows with a rank correlation of 0.93–0.99; it changed AUROC by a few thousandths everywhere except SMAP, where it repaired a poor meta-initialisation to the level of a static model. The meta-learned detector never beat the static autoencoder by more than 0.01 AUROC within a plant, was 0.056 worse on HAI, and matched a statically pre-trained source model in all six transfer directions. On four of the five benchmarks no autoencoder, trained or meta-trained, beat the window magnitude, which a random untrained network reproduces with rank correlation 0.996–1.000; only HAI rewarded training, and there a flat autoencoder beat the recurrent one. The label-free threshold cost 0.06–0.25 F1 against the oracle, on four of the five benchmarks more than any modelling choice. Task diversity did not predict the meta-learning gain across 120 telemetry channels (Spearman −0.20). We release the code and tables and propose five measurements that a report of a meta-learned detector should include so that adaptation can be told from decoration.</w:t>
+        <w:t xml:space="preserve">Meta-learning is regularly proposed as the way to give an industrial anomaly detector a few-shot start in a new operating regime, and the evidence offered is usually a score table for the adapted model. That table cannot show whether the meta-learner trained, whether the K-shot adaptation changed the model, or how much of the score the model itself contributed. We ran a measurement study that answers those three questions for a plain detector, an LSTM autoencoder trained with first-order MAML on regimes carved from normal operation, on five public benchmarks (the SWaT, WADI and HAI 21.03 testbeds and the SMAP and MSL telemetry sets), The study uses five seeds, support sizes from 1 to 100 windows, within-plant and cross-plant evaluation, strictly point-wise metrics and a threshold set without labels. Every comparison is a paired test on the same (seed, stream, K) cell, 11,180 result rows in all. Four instruments were added to the usual protocol: the norm of the meta-update per outer step, with a control that reproduces a common gradient-path fault in first-order MAML code that silently leaves the meta-model at its initialisation; the relative parameter change and the rank correlation of anomaly scores before and after adaptation, at three adaptation strengths; a parameter-free reference, the squared magnitude of the standardised window; and a per-stream task-diversity score. The corrected meta-learner trains, and the broken one leaves a signature only in the update norm, which was exactly zero in all 25 control runs while its loss curve looked ordinary. K-shot adaptation moved the autoencoder by 0.1–0.6 % of its parameter norm at the settings in use and left the ranking of windows with a rank correlation of 0.93–0.99; it changed AUROC by a few thousandths everywhere except SMAP, where it repaired a poor meta-initialisation to the level of a static model. The meta-learned detector never beat the static autoencoder by more than 0.01 AUROC within a plant, was 0.056 worse on HAI, and matched a statically pre-trained source model in all six transfer directions. On four of the five benchmarks no autoencoder, trained or meta-trained, beat the window magnitude, which a random untrained network reproduces with rank correlation 0.996–1.000; only HAI rewarded training, and there a flat autoencoder beat the recurrent one. The label-free threshold cost 0.06–0.25 F1 against the oracle, on four of the five benchmarks more than any modelling choice. Task diversity did not predict the meta-learning gain across 120 telemetry channels (Spearman −0.20). We release the code and tables and propose five measurements that a report of a meta-learned detector should include, so that a reader can see whether the adaptation did anything.</w:t>
       </w:r>
     </w:p>
     <w:p>
@@ -522,7 +522,7 @@
         </w:r>
       </w:hyperlink>
       <w:r>
-        <w:t xml:space="preserve">, so that nothing about the architecture distracts from what is being measured. We then add instruments that are missing from the usual report: the norm of the meta-parameter update at every outer step, with the broken gradient path run alongside the corrected one as a control; the relative parameter change and the rank correlation of anomaly scores before and after K-shot adaptation, for three adaptation strengths; a deployed threshold set without labels, reported next to the oracle best-F1 so that the cost of the threshold rule is visible; and a task-diversity score per stream that lets us test, rather than assert, whether meta-learning gains track the spread of operating regimes. The study runs on five public benchmarks, the SWaT, WADI and HAI 21.03 testbeds and the SMAP and MSL spacecraft telemetry sets, with five seeds, four support sizes from one to a hundred windows, within-plant evaluation on held-out channels or attack streams, and cross-plant transfer between the three testbeds through a shared principal-component space. Every comparison is paired on the same seed, entity and support size and tested with a Wilcoxon signed-rank test.</w:t>
+        <w:t xml:space="preserve">, so that nothing about the architecture distracts from what is being measured. We then add the instruments that the usual report leaves out. The first is the norm of the meta-parameter update at every outer step, with the broken gradient path run next to the corrected one as a control. The second is the relative parameter change and the rank correlation of anomaly scores before and after K-shot adaptation, at three adaptation strengths. The third is a deployed threshold set without labels, printed next to the oracle best F1 so that the cost of the threshold rule is visible. The fourth is a task-diversity score per stream, which lets us test rather than assert whether meta-learning gains follow the spread of operating regimes. The study runs on five public benchmarks, the SWaT, WADI and HAI 21.03 testbeds and the SMAP and MSL spacecraft telemetry sets, with five seeds, four support sizes from one to a hundred windows, within-plant evaluation on held-out channels or attack streams, and cross-plant transfer between the three testbeds through a shared principal-component space. Every comparison is paired on the same seed, entity and support size and tested with a Wilcoxon signed-rank test.</w:t>
       </w:r>
     </w:p>
     <w:p>
@@ -530,7 +530,7 @@
         <w:pStyle w:val="BodyText"/>
       </w:pPr>
       <w:r>
-        <w:t xml:space="preserve">The questions we answer are these. (Q1) Does the corrected first-order MAML train, and what does the broken pattern produce instead? (Q2) How far does K-shot adaptation move the autoencoder, and does it change which windows are ranked as anomalous? (Q3) Once (Q1) and (Q2) are settled, does meta-training or adaptation improve detection over a static autoencoder, a flat autoencoder and Isolation Forest, within a plant and across plants, and does any gain follow task diversity? The contributions are the instrumented protocol, the control experiment for the gradient-path fault, the measurements themselves, and a short list of what a paper that reports a meta-learned detector should show so that a reader can tell adaptation from decoration.</w:t>
+        <w:t xml:space="preserve">The questions we answer are these. (Q1) Does the corrected first-order MAML train, and what does the broken pattern produce instead? (Q2) How far does K-shot adaptation move the autoencoder, and does it change which windows are ranked as anomalous? (Q3) Once (Q1) and (Q2) are settled, does meta-training or adaptation improve detection over a static autoencoder, a flat autoencoder and Isolation Forest, within a plant and across plants, and does any gain follow task diversity? The contributions are the instrumented protocol, the control experiment for the gradient-path fault, the measurements themselves, and a short list of what a paper that reports a meta-learned detector should show.</w:t>
       </w:r>
     </w:p>
     <w:p>
@@ -1588,7 +1588,7 @@
         <w:t xml:space="preserve"> </w:t>
       </w:r>
       <w:r>
-        <w:t xml:space="preserve">that averages that support loss looks like learning. We call this the gradient-path fault. The repair is one line, and Section 3.2 gives it; the point of this paper is not the fix but that the fault is undetectable from the quantities most papers report, so a control that reproduces it is the only way a reader can be sure a result came from a trained meta-model.</w:t>
+        <w:t xml:space="preserve">that averages that support loss looks like learning. We call this the gradient-path fault. The repair is one line, and Section 3.2 gives it. What matters for this paper is not the fix. It is that the fault cannot be seen in the quantities most papers report, so a control that reproduces it is the only way a reader can be sure a result came from a trained meta-model.</w:t>
       </w:r>
     </w:p>
     <w:bookmarkEnd w:id="23"/>
@@ -1819,7 +1819,7 @@
         </w:r>
       </w:hyperlink>
       <w:r>
-        <w:t xml:space="preserve">, and we keep it out of this study. Keeping the two apart is part of the point: the measurements here are about the meta-learner itself, with no gate, memory or threshold logic in the way.</w:t>
+        <w:t xml:space="preserve">, and we keep it out of this study. Keeping the two apart matters here: the measurements are about the meta-learner itself, with no gate, memory or threshold logic in the way.</w:t>
       </w:r>
     </w:p>
     <w:bookmarkEnd w:id="24"/>
@@ -3391,7 +3391,7 @@
         <w:pStyle w:val="FirstParagraph"/>
       </w:pPr>
       <w:r>
-        <w:t xml:space="preserve">For each dataset and seed the meta-training tasks are built as in Section 3.3, the static autoencoder, the flat autoencoder and Isolation Forest are trained on the pooled normal windows (a stride of 5 between windows for the testbeds and 2 for telemetry, capped at 20,000 windows), the corrected meta-model and the broken control are trained from the same initialisation, and every held-out stream is scored at every K by every method and adaptation setting. The methods are: Isolation Forest; MLP-AE; Static-AE; Static-AE+FT at the three settings; MAML-AE-noadapt (the meta-initialisation scored without adaptation); MAML-AE at the three settings; MAML-AE-broken and Scratch at the matched and heavy settings, with their un-adapted versions. Five seeds give five meta-training runs, five static models and five held-out splits per dataset. The unit of analysis is a cell (dataset, seed, stream, K); a dataset’s number for a method is the mean over its streams within a seed and then the mean and standard deviation over seeds, so that a dataset with 17 held-out channels does not outvote one with a single stream.</w:t>
+        <w:t xml:space="preserve">For each dataset and seed the meta-training tasks are built as in Section 3.3. The static autoencoder, the flat autoencoder and Isolation Forest are trained on the pooled normal windows (a stride of 5 between windows for the testbeds and 2 for telemetry, capped at 20,000 windows). The corrected meta-model and the broken control start from the same initialisation. Every held-out stream is then scored at every K by every method and adaptation setting. The methods are: Isolation Forest; MLP-AE; Static-AE; Static-AE+FT at the three settings; MAML-AE-noadapt (the meta-initialisation scored without adaptation); MAML-AE at the three settings; MAML-AE-broken and Scratch at the matched and heavy settings, with their un-adapted versions. Five seeds give five meta-training runs, five static models and five held-out splits per dataset. The unit of analysis is a cell (dataset, seed, stream, K); a dataset’s number for a method is the mean over its streams within a seed and then the mean and standard deviation over seeds, so that a dataset with 17 held-out channels does not outvote one with a single stream.</w:t>
       </w:r>
     </w:p>
     <w:bookmarkEnd w:id="36"/>
@@ -5878,7 +5878,7 @@
         <w:pStyle w:val="BodyText"/>
       </w:pPr>
       <w:r>
-        <w:t xml:space="preserve">Three rows of the table say the same thing. The magnitude reference, the random network and the</w:t>
+        <w:t xml:space="preserve">Three rows of the table agree with each other. The magnitude reference, the random network and the</w:t>
       </w:r>
       <w:r>
         <w:t xml:space="preserve"> </w:t>
@@ -5896,7 +5896,7 @@
         <w:t xml:space="preserve"> </w:t>
       </w:r>
       <w:r>
-        <w:t xml:space="preserve">from the broken loop agree to three decimals on SWaT, WADI and HAI and to within 0.005 on the telemetry sets. The reason is mechanical: an untrained LSTM autoencoder emits an output of small, nearly constant amplitude, so its reconstruction error is the squared norm of the input up to an offset. On the first 6,000 test windows of each dataset the Spearman correlation between the error of a random network and the window magnitude is 0.996 to 1.000. A paper that evaluated the broken loop would therefore have reported the magnitude detector under the name of a meta-learned one, and on SWaT it would have reported a respectable 0.858.</w:t>
+        <w:t xml:space="preserve">from the broken loop agree to three decimals on SWaT, WADI and HAI and to within 0.005 on the telemetry sets. The reason is mechanical: an untrained LSTM autoencoder emits an output of small, nearly constant amplitude, so its reconstruction error is the squared norm of the input up to an offset. On the first 6,000 test windows of each dataset the Spearman correlation between the error of a random network and the window magnitude is 0.996 to 1.000. A paper that evaluated the broken loop would have reported the magnitude detector under the name of a meta-learned one. On SWaT that would have been a respectable 0.858.</w:t>
       </w:r>
     </w:p>
     <w:p>
@@ -6988,7 +6988,7 @@
         <w:t xml:space="preserve"> </w:t>
       </w:r>
       <w:r>
-        <w:t xml:space="preserve">reported for classification, in a sharper form: the inner loop that gives the method its name changes the ranking of windows by a few per cent and the AUROC by a few thousandths, and the detector that is being evaluated is, for practical purposes, the meta-initialisation.</w:t>
+        <w:t xml:space="preserve">reported for classification, only sharper. The inner loop that gives the method its name changes the ranking of windows by a few per cent and the AUROC by a few thousandths. For practical purposes the detector being evaluated is the meta-initialisation.</w:t>
       </w:r>
     </w:p>
     <w:p>
@@ -9011,7 +9011,7 @@
         <w:pStyle w:val="BodyText"/>
       </w:pPr>
       <w:r>
-        <w:t xml:space="preserve">The oracle column is the number most papers report. Read on its own it would say that the autoencoders are good detectors on SWaT (0.755) and usable on HAI (0.44–0.46); read beside the deployed column it says that a plant operator who set the threshold without labels would see 0.56 and 0.20, and on WADI would switch the detector off within an hour. The ranking of methods is also not the same in the two columns: Isolation Forest has the best deployed F1 on WADI by a wide margin (0.226, because it alarms on 23 % of the stream rather than 60 %) while its oracle F1 is level with the magnitude reference.</w:t>
+        <w:t xml:space="preserve">The oracle column is the number most papers report. Read on its own it says the autoencoders are good detectors on SWaT (0.755) and usable on HAI (0.44–0.46). Read beside the deployed column it says that an operator who set the threshold without labels would see 0.56 and 0.20, and on WADI would switch the detector off within an hour. The ranking of methods is also not the same in the two columns: Isolation Forest has the best deployed F1 on WADI by a wide margin (0.226, because it alarms on 23 % of the stream rather than 60 %) while its oracle F1 is level with the magnitude reference.</w:t>
       </w:r>
     </w:p>
     <w:bookmarkEnd w:id="52"/>
@@ -9912,7 +9912,7 @@
         <w:pStyle w:val="FirstParagraph"/>
       </w:pPr>
       <w:r>
-        <w:t xml:space="preserve">The explanation we offered in our own earlier draft for a weak meta-learning result was that a single plant does not supply enough distinct tasks. The per-stream diversity scores let that be tested. The silhouette of the regime clustering is 0.18 on WADI, 0.23 on HAI, 0.31 on SWaT, 0.39 on average over MSL channels and 0.66 on average over SMAP channels; the gain of the matched meta-model over the static model on the same streams is +0.008, −0.056, −0.009, −0.003 and +0.005. Across the 120 (channel, seed) cells of the two telemetry sets, where the diversity score and the gain are both per channel, the Spearman correlation is −0.20 (p = 0.029): if anything, the more distinct the regimes in a channel, the less the meta-learned model gains (Figure 6). The hypothesis is not supported by these data, and the direction of the weak effect is the opposite of the one it predicts.</w:t>
+        <w:t xml:space="preserve">The explanation we offered in our own earlier draft for a weak meta-learning result was that a single plant does not supply enough distinct tasks. The per-stream diversity scores let that be tested. The silhouette of the regime clustering is 0.18 on WADI, 0.23 on HAI, 0.31 on SWaT, 0.39 on average over MSL channels and 0.66 on average over SMAP channels; the gain of the matched meta-model over the static model on the same streams is +0.008, −0.056, −0.009, −0.003 and +0.005. Across the 120 (channel, seed) cells of the two telemetry sets, where the diversity score and the gain are both per channel, the Spearman correlation is −0.20 (p = 0.029): if anything, the more distinct the regimes in a channel, the less the meta-learned model gains (Figure 6). These data do not support the hypothesis, and the weak effect they do show runs the other way.</w:t>
       </w:r>
     </w:p>
     <w:p>
@@ -9985,7 +9985,7 @@
         <w:pStyle w:val="FirstParagraph"/>
       </w:pPr>
       <w:r>
-        <w:t xml:space="preserve">Table 2 left open whether 600 outer steps had simply stopped the meta-learner short. We therefore repeated the three testbeds with 3,000 outer steps for seeds 0 and 1, everything else unchanged, and compared with the same seeds of the main run. Five times the meta-training lowered the best post-adaptation validation loss from 0.46 to 0.33 on SWaT, 0.71 to 0.58 on WADI and 0.60 to 0.42 on HAI, so the meta-model was indeed still improving as a reconstructor; it remained 1.3 (HAI) to 2.7 (SWaT, WADI) times the static model’s validation loss. Detection did not follow. The AUROC of the matched meta-model moved from 0.855 to 0.862 on SWaT, 0.597 to 0.593 on WADI and 0.873 to 0.864 on HAI, against 0.865, 0.581 and 0.898 for the static model on the same seeds; the un-adapted meta-model moved by 0.002 to 0.007. The adaptation instruments were unchanged to the second decimal (relative parameter change 0.005–0.007 at the matched setting, rank correlation 0.90–1.00). Longer meta-training makes a better-reconstructing meta-model and the same detector.</w:t>
+        <w:t xml:space="preserve">Table 2 left open whether 600 outer steps had simply stopped the meta-learner short. We therefore repeated the three testbeds with 3,000 outer steps for seeds 0 and 1, everything else unchanged, and compared with the same seeds of the main run. Five times the meta-training lowered the best post-adaptation validation loss from 0.46 to 0.33 on SWaT, 0.71 to 0.58 on WADI and 0.60 to 0.42 on HAI, so the meta-model was indeed still improving as a reconstructor; it remained 1.3 (HAI) to 2.7 (SWaT, WADI) times the static model’s validation loss. Detection did not follow. The AUROC of the matched meta-model moved from 0.855 to 0.862 on SWaT, 0.597 to 0.593 on WADI and 0.873 to 0.864 on HAI, against 0.865, 0.581 and 0.898 for the static model on the same seeds; the un-adapted meta-model moved by 0.002 to 0.007. The adaptation instruments were unchanged to the second decimal (relative parameter change 0.005–0.007 at the matched setting, rank correlation 0.90–1.00). Longer meta-training gives a meta-model that reconstructs better and detects the same.</w:t>
       </w:r>
     </w:p>
     <w:bookmarkEnd w:id="61"/>
@@ -10021,7 +10021,7 @@
         <w:pStyle w:val="BodyText"/>
       </w:pPr>
       <w:r>
-        <w:t xml:space="preserve">K-shot adaptation does almost nothing to this detector (Q2). At the settings that the literature uses and that we used ourselves before this study, it moves the autoencoder by a tenth to half of one per cent of its parameter norm and leaves the ranking of windows with a rank correlation above 0.93. A fifty-step adaptation at ten times the learning rate moves it by two per cent and reorders a little more, and still changes AUROC by a few thousandths. The one dataset on which adaptation produced a measurable gain, SMAP, is the one on which the un-adapted meta-model was the worst neural detector; adaptation repaired a poor initialisation to the level of the static model, which is a different claim from the one usually made. The reason is not mysterious. A recurrent autoencoder with 70–100 thousand parameters, a clipped gradient and a handful of normal windows has nowhere to go in five or fifty steps: the support loss on those windows falls, as it did in every run, but the function the network computes on the rest of the stream is the function it computed before. If the practical promise of meta-learning is that a deployed detector can be pulled into a new regime with a few windows, then for this class of model the promise is not kept, and the right fix is not a better meta-initialisation but a different adaptation mechanism, for example one that updates the threshold and the normalisation statistics, which are the parts of the detector that a few windows can inform.</w:t>
+        <w:t xml:space="preserve">K-shot adaptation does almost nothing to this detector (Q2). At the settings that the literature uses and that we used ourselves before this study, it moves the autoencoder by a tenth to half of one per cent of its parameter norm and leaves the ranking of windows with a rank correlation above 0.93. A fifty-step adaptation at ten times the learning rate moves it by two per cent and reorders a little more, and still changes AUROC by a few thousandths. The one dataset on which adaptation produced a measurable gain, SMAP, is the one on which the un-adapted meta-model was the worst neural detector; adaptation repaired a poor initialisation to the level of the static model, which is a different claim from the one usually made. The reason is plain enough. A recurrent autoencoder with 70–100 thousand parameters, a clipped gradient and a handful of normal windows has nowhere to go in five or fifty steps: the support loss on those windows falls, as it did in every run, but the function the network computes on the rest of the stream is the function it computed before. The practical promise of meta-learning is that a deployed detector can be pulled into a new regime with a few windows. For this class of model that promise is not kept. The fix is not a better meta-initialisation but a different adaptation mechanism, one that updates the threshold and the normalisation statistics, since those are the parts of the detector that a few windows can inform.</w:t>
       </w:r>
     </w:p>
     <w:p>
@@ -10029,7 +10029,7 @@
         <w:pStyle w:val="BodyText"/>
       </w:pPr>
       <w:r>
-        <w:t xml:space="preserve">On detection itself (Q3), the meta-learned model never beat the static autoencoder by more than 0.01 AUROC within a plant and was worse by 0.056 on HAI; across plants it matched the statically pre-trained source model in every direction and never exceeded it. These are the findings of our earlier draft, now with five seeds, paired tests, five benchmarks and the two controls in place, and we stand by them. What the instruments added is the part we did not expect: on SWaT, WADI, SMAP and MSL the squared magnitude of the standardised window, with no parameters at all, is level with or better than every autoencoder, trained or meta-trained, and only HAI shows a clear benefit from training (and there the flat autoencoder beats the recurrent one). The random network is the magnitude detector in disguise, which is why the broken loop’s</w:t>
+        <w:t xml:space="preserve">On detection itself (Q3), the meta-learned model never beat the static autoencoder by more than 0.01 AUROC within a plant and was worse by 0.056 on HAI; across plants it matched the statically pre-trained source model in every direction and never exceeded it. These are the findings of our earlier draft, now with five seeds, paired tests, five benchmarks and the two controls in place, and we stand by them. The instruments added the part we did not expect: on SWaT, WADI, SMAP and MSL the squared magnitude of the standardised window, with no parameters at all, is level with or better than every autoencoder, trained or meta-trained, and only HAI shows a clear benefit from training (and there the flat autoencoder beats the recurrent one). The random network is the magnitude detector in disguise, which is why the broken loop’s</w:t>
       </w:r>
       <w:r>
         <w:t xml:space="preserve"> </w:t>
@@ -10082,7 +10082,7 @@
         <w:pStyle w:val="FirstParagraph"/>
       </w:pPr>
       <w:r>
-        <w:t xml:space="preserve">It is tempting, when a meta-learner fails to help, to say that the tasks were too alike for meta-learning to have anything to learn across. We said it ourselves. The per-channel diversity scores over 120 telemetry cells do not support it: the correlation between the silhouette of a channel’s regimes and the meta-model’s gain over the static model is weakly negative. A more likely account is in Section 5.1: the meta-objective is the post-adaptation reconstruction loss on a held-out regime, and after 600 outer steps that loss is still far above what plain training on the pooled windows reaches, so the meta-model is a worse reconstructor that adaptation cannot repair in five steps. Section 5.7 showed that five times the meta-training narrows that gap without changing the detector, which points at the detector’s dependence on window magnitude (Section 5.2) rather than at the amount of training. Either way, a diversity argument should come with a diversity measurement and a sample size, and when it does, in this case it fails.</w:t>
+        <w:t xml:space="preserve">It is tempting, when a meta-learner fails to help, to say that the tasks were too alike for meta-learning to have anything to learn across. We said it ourselves. The per-channel diversity scores over 120 telemetry cells do not support it: the correlation between the silhouette of a channel’s regimes and the meta-model’s gain over the static model is weakly negative. A more likely account is in Section 5.1: the meta-objective is the post-adaptation reconstruction loss on a held-out regime, and after 600 outer steps that loss is still far above what plain training on the pooled windows reaches, so the meta-model is a worse reconstructor that adaptation cannot repair in five steps. Section 5.7 showed that five times the meta-training narrows that gap without changing the detector, which points at the detector’s dependence on window magnitude (Section 5.2) rather than at the amount of training. Either way, a diversity argument should come with a diversity measurement and a sample size. With both in hand, in this case it fails.</w:t>
       </w:r>
     </w:p>
     <w:bookmarkEnd w:id="64"/>
@@ -10100,7 +10100,7 @@
         <w:pStyle w:val="FirstParagraph"/>
       </w:pPr>
       <w:r>
-        <w:t xml:space="preserve">The study suggests five things a reader needs in order to tell adaptation from decoration, none of which costs more than a few lines of code.</w:t>
+        <w:t xml:space="preserve">The study points to five things a reader needs in order to judge whether an adaptation did anything, and none of them costs more than a few lines of code.</w:t>
       </w:r>
     </w:p>
     <w:p>
@@ -10220,7 +10220,7 @@
         <w:pStyle w:val="FirstParagraph"/>
       </w:pPr>
       <w:r>
-        <w:t xml:space="preserve">The detector is one architecture at one size, and the meta-learner is one first-order variant with fixed inner learning rates; MAML++ or Meta-SGD learn those rates and might adapt more, though they would meet the same ceiling from the magnitude reference. Meta-training was limited to 600 outer steps in the main study and 3,000 in Section 5.7, on CPU; the five-fold longer run changed the validation loss and not the detector, but a still longer run or a larger meta-batch has not been tried. The regime tasks come from one clustering method with one window summary; a different task construction could give the meta-learner different things to learn across, which is exactly the experiment the diversity instrument makes possible. The transfer bridge is a linear projection fitted on normal data, and the WADI result in particular shows that the bridge can destroy what the target’s attacks look like; a learned bridge might behave differently. The two testbeds contribute one attack recording each, so their numbers rest on five seeds of model training over the same stream, and their paired tests have 20 cells; the telemetry sets and HAI carry the statistical weight. Everything here is offline: the model is adapted once and scored on a fixed stream. Whether a detector that adapts repeatedly as a stream drifts needs meta-learning is a separate question with a separate protocol, and nothing in this paper settles it.</w:t>
+        <w:t xml:space="preserve">The detector is one architecture at one size, and the meta-learner is one first-order variant with fixed inner learning rates. MAML++ or Meta-SGD learn those rates and might adapt more, though they would meet the same ceiling from the magnitude reference. Meta-training was limited to 600 outer steps in the main study and 3,000 in Section 5.7, on CPU; the five-fold longer run changed the validation loss and not the detector, but a still longer run or a larger meta-batch has not been tried. The regime tasks come from one clustering method with one window summary; a different task construction could give the meta-learner different things to learn across, which is exactly the experiment the diversity instrument makes possible. The transfer bridge is a linear projection fitted on normal data, and the WADI result in particular shows that the bridge can destroy what the target’s attacks look like; a learned bridge might behave differently. The two testbeds contribute one attack recording each, so their numbers rest on five seeds of model training over the same stream, and their paired tests have 20 cells; the telemetry sets and HAI carry the statistical weight. Everything here is offline: the model is adapted once and scored on a fixed stream. Whether a detector that adapts again and again as a stream drifts needs meta-learning is a separate question with its own protocol. Nothing in this paper settles it.</w:t>
       </w:r>
     </w:p>
     <w:bookmarkEnd w:id="66"/>
